--- a/testakten/statusfeststellung-familienangehoerige-baeckerei-luenen/05_indizienmatrix_familienbetrieb.docx
+++ b/testakten/statusfeststellung-familienangehoerige-baeckerei-luenen/05_indizienmatrix_familienbetrieb.docx
@@ -4,13 +4,398 @@
   <w:body>
     <w:p>
       <w:pPr>
-        <w:pStyle w:val="Heading1"/>
+        <w:jc w:val="left"/>
       </w:pPr>
       <w:r>
         <w:rPr>
-          <w:rFonts w:ascii="Times New Roman" w:hAnsi="Times New Roman"/>
+          <w:rFonts w:ascii="Arial" w:hAnsi="Arial"/>
+          <w:b/>
+          <w:sz w:val="26"/>
         </w:rPr>
-        <w:t>Indizienmatrix Familienbetrieb</w:t>
+        <w:t>Rentenberatung Knüppel &amp; Partner</w:t>
+      </w:r>
+    </w:p>
+    <w:p>
+      <w:r>
+        <w:t>Brüderweg 11, 44135 Dortmund · Telefon 0231 44 08 72-0 · kanzlei@knueppel-rentenberatung.de</w:t>
+      </w:r>
+    </w:p>
+    <w:p>
+      <w:pPr>
+        <w:spacing w:after="240"/>
+      </w:pPr>
+      <w:r>
+        <w:rPr>
+          <w:i/>
+          <w:sz w:val="18"/>
+        </w:rPr>
+        <w:t>Unser Zeichen: BK-LU/2026-118 · Mandantin: Bäckerei Nolden GmbH · Stand: 03. Juli 2026</w:t>
+      </w:r>
+    </w:p>
+    <w:p>
+      <w:pPr>
+        <w:pStyle w:val="Heading1"/>
+        <w:spacing w:after="160"/>
+      </w:pPr>
+      <w:r>
+        <w:t>Indizienmatrix Status Familienangehörige</w:t>
+      </w:r>
+    </w:p>
+    <w:p>
+      <w:r>
+        <w:t>Betreff: Sozialversicherungsrechtliche Einordnung von Frau Carina Nolden und Herrn Jannes Nolden im Familienbetrieb der Bäckerei Nolden GmbH, Lünen.</w:t>
+      </w:r>
+    </w:p>
+    <w:p>
+      <w:r>
+        <w:t>Die Matrix ist aus Rechnungen, Schichtplänen, Bankbuchungen, Kassenprotokollen und den Angaben der Geschäftsführung erstellt. Sie ist als Arbeitsgrundlage für die Stellungnahme im Anhörungsverfahren gedacht und trennt bewusst die einzelnen Tätigkeitsbilder, damit der Prüfdienst nicht aus Familiennähe allein auf Beschäftigung schließt.</w:t>
+      </w:r>
+    </w:p>
+    <w:tbl>
+      <w:tblPr>
+        <w:tblStyle w:val="TableGrid"/>
+        <w:tblW w:type="auto" w:w="0"/>
+        <w:jc w:val="center"/>
+        <w:tblLook w:firstColumn="1" w:firstRow="1" w:lastColumn="0" w:lastRow="0" w:noHBand="0" w:noVBand="1" w:val="04A0"/>
+      </w:tblPr>
+      <w:tblGrid>
+        <w:gridCol w:w="2464"/>
+        <w:gridCol w:w="2464"/>
+        <w:gridCol w:w="2464"/>
+        <w:gridCol w:w="2464"/>
+      </w:tblGrid>
+      <w:tr>
+        <w:tc>
+          <w:tcPr>
+            <w:tcW w:type="dxa" w:w="1701"/>
+            <w:shd w:fill="EAF2F3"/>
+          </w:tcPr>
+          <w:p>
+            <w:r>
+              <w:rPr>
+                <w:rFonts w:ascii="Arial" w:hAnsi="Arial"/>
+                <w:b/>
+                <w:sz w:val="18"/>
+              </w:rPr>
+              <w:t>Prüffeld</w:t>
+            </w:r>
+          </w:p>
+        </w:tc>
+        <w:tc>
+          <w:tcPr>
+            <w:tcW w:type="dxa" w:w="2835"/>
+            <w:shd w:fill="EAF2F3"/>
+          </w:tcPr>
+          <w:p>
+            <w:r>
+              <w:rPr>
+                <w:rFonts w:ascii="Arial" w:hAnsi="Arial"/>
+                <w:b/>
+                <w:sz w:val="18"/>
+              </w:rPr>
+              <w:t>Carina Nolden</w:t>
+            </w:r>
+          </w:p>
+        </w:tc>
+        <w:tc>
+          <w:tcPr>
+            <w:tcW w:type="dxa" w:w="2551"/>
+            <w:shd w:fill="EAF2F3"/>
+          </w:tcPr>
+          <w:p>
+            <w:r>
+              <w:rPr>
+                <w:rFonts w:ascii="Arial" w:hAnsi="Arial"/>
+                <w:b/>
+                <w:sz w:val="18"/>
+              </w:rPr>
+              <w:t>Jannes Nolden</w:t>
+            </w:r>
+          </w:p>
+        </w:tc>
+        <w:tc>
+          <w:tcPr>
+            <w:tcW w:type="dxa" w:w="2268"/>
+            <w:shd w:fill="EAF2F3"/>
+          </w:tcPr>
+          <w:p>
+            <w:r>
+              <w:rPr>
+                <w:rFonts w:ascii="Arial" w:hAnsi="Arial"/>
+                <w:b/>
+                <w:sz w:val="18"/>
+              </w:rPr>
+              <w:t>Belegstelle</w:t>
+            </w:r>
+          </w:p>
+        </w:tc>
+      </w:tr>
+      <w:tr>
+        <w:tc>
+          <w:tcPr>
+            <w:tcW w:type="dxa" w:w="1701"/>
+            <w:vAlign w:val="top"/>
+          </w:tcPr>
+          <w:p>
+            <w:r>
+              <w:rPr>
+                <w:rFonts w:ascii="Arial" w:hAnsi="Arial"/>
+                <w:sz w:val="18"/>
+              </w:rPr>
+              <w:t>Weisungsbindung</w:t>
+            </w:r>
+          </w:p>
+        </w:tc>
+        <w:tc>
+          <w:tcPr>
+            <w:tcW w:type="dxa" w:w="2835"/>
+            <w:vAlign w:val="top"/>
+          </w:tcPr>
+          <w:p>
+            <w:r>
+              <w:rPr>
+                <w:rFonts w:ascii="Arial" w:hAnsi="Arial"/>
+                <w:sz w:val="18"/>
+              </w:rPr>
+              <w:t>Öffnet die Filiale Münsterstraße montags bis donnerstags nach dem Wochenplan. Sortimentswechsel, Urlaubsvertretung und Öffnungszeiten werden von Dieter Nolden festgelegt.</w:t>
+            </w:r>
+          </w:p>
+        </w:tc>
+        <w:tc>
+          <w:tcPr>
+            <w:tcW w:type="dxa" w:w="2551"/>
+            <w:vAlign w:val="top"/>
+          </w:tcPr>
+          <w:p>
+            <w:r>
+              <w:rPr>
+                <w:rFonts w:ascii="Arial" w:hAnsi="Arial"/>
+                <w:sz w:val="18"/>
+              </w:rPr>
+              <w:t>Übernimmt einzelne Wochenendmarktstände; Warenmenge und Standort werden vorher abgestimmt, Durchführung vor Ort überwiegend eigenständig.</w:t>
+            </w:r>
+          </w:p>
+        </w:tc>
+        <w:tc>
+          <w:tcPr>
+            <w:tcW w:type="dxa" w:w="2268"/>
+            <w:vAlign w:val="top"/>
+          </w:tcPr>
+          <w:p>
+            <w:r>
+              <w:rPr>
+                <w:rFonts w:ascii="Arial" w:hAnsi="Arial"/>
+                <w:sz w:val="18"/>
+              </w:rPr>
+              <w:t>Dienstplan April bis Juni 2026, Kassenabschlusslisten, Familienchat-Ausdrucke</w:t>
+            </w:r>
+          </w:p>
+        </w:tc>
+      </w:tr>
+      <w:tr>
+        <w:tc>
+          <w:tcPr>
+            <w:tcW w:type="dxa" w:w="1701"/>
+            <w:vAlign w:val="top"/>
+          </w:tcPr>
+          <w:p>
+            <w:r>
+              <w:rPr>
+                <w:rFonts w:ascii="Arial" w:hAnsi="Arial"/>
+                <w:sz w:val="18"/>
+              </w:rPr>
+              <w:t>Eingliederung</w:t>
+            </w:r>
+          </w:p>
+        </w:tc>
+        <w:tc>
+          <w:tcPr>
+            <w:tcW w:type="dxa" w:w="2835"/>
+            <w:vAlign w:val="top"/>
+          </w:tcPr>
+          <w:p>
+            <w:r>
+              <w:rPr>
+                <w:rFonts w:ascii="Arial" w:hAnsi="Arial"/>
+                <w:sz w:val="18"/>
+              </w:rPr>
+              <w:t>Kassenzugang, Schlüsselgewalt, Teamchat und Einweisung neuer Aushilfen sprechen deutlich für eine betriebliche Einbindung.</w:t>
+            </w:r>
+          </w:p>
+        </w:tc>
+        <w:tc>
+          <w:tcPr>
+            <w:tcW w:type="dxa" w:w="2551"/>
+            <w:vAlign w:val="top"/>
+          </w:tcPr>
+          <w:p>
+            <w:r>
+              <w:rPr>
+                <w:rFonts w:ascii="Arial" w:hAnsi="Arial"/>
+                <w:sz w:val="18"/>
+              </w:rPr>
+              <w:t>Nutzt eigenes Marktzelt und eigenes Backzubehör, rechnet aber über die Gesellschaft ab und verwendet deren Waren.</w:t>
+            </w:r>
+          </w:p>
+        </w:tc>
+        <w:tc>
+          <w:tcPr>
+            <w:tcW w:type="dxa" w:w="2268"/>
+            <w:vAlign w:val="top"/>
+          </w:tcPr>
+          <w:p>
+            <w:r>
+              <w:rPr>
+                <w:rFonts w:ascii="Arial" w:hAnsi="Arial"/>
+                <w:sz w:val="18"/>
+              </w:rPr>
+              <w:t>Inventarliste Marktstand, Kassenzugangsliste, Rechnung Nr. 2026-04</w:t>
+            </w:r>
+          </w:p>
+        </w:tc>
+      </w:tr>
+      <w:tr>
+        <w:tc>
+          <w:tcPr>
+            <w:tcW w:type="dxa" w:w="1701"/>
+            <w:vAlign w:val="top"/>
+          </w:tcPr>
+          <w:p>
+            <w:r>
+              <w:rPr>
+                <w:rFonts w:ascii="Arial" w:hAnsi="Arial"/>
+                <w:sz w:val="18"/>
+              </w:rPr>
+              <w:t>Unternehmerrisiko</w:t>
+            </w:r>
+          </w:p>
+        </w:tc>
+        <w:tc>
+          <w:tcPr>
+            <w:tcW w:type="dxa" w:w="2835"/>
+            <w:vAlign w:val="top"/>
+          </w:tcPr>
+          <w:p>
+            <w:r>
+              <w:rPr>
+                <w:rFonts w:ascii="Arial" w:hAnsi="Arial"/>
+                <w:sz w:val="18"/>
+              </w:rPr>
+              <w:t>Monatliche Pauschale von 2.150 Euro ohne nachweisbare Ausfallhaftung; keine eigenen Mitarbeiter und keine eigene Werbung.</w:t>
+            </w:r>
+          </w:p>
+        </w:tc>
+        <w:tc>
+          <w:tcPr>
+            <w:tcW w:type="dxa" w:w="2551"/>
+            <w:vAlign w:val="top"/>
+          </w:tcPr>
+          <w:p>
+            <w:r>
+              <w:rPr>
+                <w:rFonts w:ascii="Arial" w:hAnsi="Arial"/>
+                <w:sz w:val="18"/>
+              </w:rPr>
+              <w:t>Variable Abrechnung nach Markttag, aber kaum eigene Investitionen und kein eigenständiger Kundenstamm.</w:t>
+            </w:r>
+          </w:p>
+        </w:tc>
+        <w:tc>
+          <w:tcPr>
+            <w:tcW w:type="dxa" w:w="2268"/>
+            <w:vAlign w:val="top"/>
+          </w:tcPr>
+          <w:p>
+            <w:r>
+              <w:rPr>
+                <w:rFonts w:ascii="Arial" w:hAnsi="Arial"/>
+                <w:sz w:val="18"/>
+              </w:rPr>
+              <w:t>Rechnungen Januar bis Mai 2026, Kontoauszug Sparkasse Lünen</w:t>
+            </w:r>
+          </w:p>
+        </w:tc>
+      </w:tr>
+      <w:tr>
+        <w:tc>
+          <w:tcPr>
+            <w:tcW w:type="dxa" w:w="1701"/>
+            <w:vAlign w:val="top"/>
+          </w:tcPr>
+          <w:p>
+            <w:r>
+              <w:rPr>
+                <w:rFonts w:ascii="Arial" w:hAnsi="Arial"/>
+                <w:sz w:val="18"/>
+              </w:rPr>
+              <w:t>Familienhilfe</w:t>
+            </w:r>
+          </w:p>
+        </w:tc>
+        <w:tc>
+          <w:tcPr>
+            <w:tcW w:type="dxa" w:w="2835"/>
+            <w:vAlign w:val="top"/>
+          </w:tcPr>
+          <w:p>
+            <w:r>
+              <w:rPr>
+                <w:rFonts w:ascii="Arial" w:hAnsi="Arial"/>
+                <w:sz w:val="18"/>
+              </w:rPr>
+              <w:t>Nach der Erkrankung der Mutter wurde die Tätigkeit zunächst als familiäre Überbrückung begonnen; seit 2024 feste Schichten und Vertretungsplanung.</w:t>
+            </w:r>
+          </w:p>
+        </w:tc>
+        <w:tc>
+          <w:tcPr>
+            <w:tcW w:type="dxa" w:w="2551"/>
+            <w:vAlign w:val="top"/>
+          </w:tcPr>
+          <w:p>
+            <w:r>
+              <w:rPr>
+                <w:rFonts w:ascii="Arial" w:hAnsi="Arial"/>
+                <w:sz w:val="18"/>
+              </w:rPr>
+              <w:t>Einsatz bleibt stärker gelegenheitsbezogen und kann getrennt bewertet werden.</w:t>
+            </w:r>
+          </w:p>
+        </w:tc>
+        <w:tc>
+          <w:tcPr>
+            <w:tcW w:type="dxa" w:w="2268"/>
+            <w:vAlign w:val="top"/>
+          </w:tcPr>
+          <w:p>
+            <w:r>
+              <w:rPr>
+                <w:rFonts w:ascii="Arial" w:hAnsi="Arial"/>
+                <w:sz w:val="18"/>
+              </w:rPr>
+              <w:t>Mandatsnotiz vom 29. Juni 2026, ärztliche Bescheinigung Mutter</w:t>
+            </w:r>
+          </w:p>
+        </w:tc>
+      </w:tr>
+    </w:tbl>
+    <w:p/>
+    <w:p>
+      <w:pPr>
+        <w:pStyle w:val="Heading2"/>
+      </w:pPr>
+      <w:r>
+        <w:t>Vorläufige Bewertung</w:t>
+      </w:r>
+    </w:p>
+    <w:p>
+      <w:r>
+        <w:t>Für Carina Nolden überwiegen Beschäftigungsindizien, vor allem wegen dauerhafter Filialverantwortung, Kassenzugang, Dienstplaneinbindung und fehlendem eigenem Unternehmerrisiko. Die Stellungnahme sollte daher nicht pauschal Selbständigkeit behaupten, sondern zeitlich und funktional differenzieren: Büroservice und einzelne Social-Media-Leistungen sind schwächer eingegliedert, die operative Filialleitung dagegen stark.</w:t>
+      </w:r>
+    </w:p>
+    <w:p>
+      <w:r>
+        <w:t>Für Jannes Nolden ist die Lage offener. Seine Markteinsätze haben selbständigere Elemente, bleiben aber wegen Warenbezug, Abrechnung und Außenauftritt der Bäckerei beweisbedürftig. Der Vortrag muss trennen, ob eine punktuelle Familienmithilfe, eine arbeitnehmerähnliche Beschäftigung oder ein echter externer Auftrag vorlag.</w:t>
       </w:r>
     </w:p>
     <w:p>
@@ -18,82 +403,67 @@
         <w:pStyle w:val="Heading2"/>
       </w:pPr>
       <w:r>
-        <w:rPr>
-          <w:rFonts w:ascii="Times New Roman" w:hAnsi="Times New Roman"/>
-        </w:rPr>
-        <w:t>1. Matrix</w:t>
+        <w:t>Nächste Belege</w:t>
       </w:r>
     </w:p>
     <w:tbl>
       <w:tblPr>
         <w:tblStyle w:val="TableGrid"/>
         <w:tblW w:type="auto" w:w="0"/>
+        <w:jc w:val="center"/>
         <w:tblLook w:firstColumn="1" w:firstRow="1" w:lastColumn="0" w:lastRow="0" w:noHBand="0" w:noVBand="1" w:val="04A0"/>
       </w:tblPr>
       <w:tblGrid>
-        <w:gridCol w:w="2268"/>
-        <w:gridCol w:w="2268"/>
-        <w:gridCol w:w="2268"/>
-        <w:gridCol w:w="2268"/>
+        <w:gridCol w:w="3286"/>
+        <w:gridCol w:w="3286"/>
+        <w:gridCol w:w="3286"/>
       </w:tblGrid>
       <w:tr>
         <w:tc>
           <w:tcPr>
-            <w:tcW w:type="dxa" w:w="2268"/>
+            <w:tcW w:type="dxa" w:w="2948"/>
+            <w:shd w:fill="EAF2F3"/>
           </w:tcPr>
           <w:p>
             <w:r>
               <w:rPr>
-                <w:rFonts w:ascii="Times New Roman" w:hAnsi="Times New Roman"/>
+                <w:rFonts w:ascii="Arial" w:hAnsi="Arial"/>
                 <w:b/>
-                <w:sz w:val="20"/>
+                <w:sz w:val="18"/>
               </w:rPr>
-              <w:t>Indiz</w:t>
+              <w:t>Unterlage</w:t>
             </w:r>
           </w:p>
         </w:tc>
         <w:tc>
           <w:tcPr>
-            <w:tcW w:type="dxa" w:w="2268"/>
+            <w:tcW w:type="dxa" w:w="1701"/>
+            <w:shd w:fill="EAF2F3"/>
           </w:tcPr>
           <w:p>
             <w:r>
               <w:rPr>
-                <w:rFonts w:ascii="Times New Roman" w:hAnsi="Times New Roman"/>
+                <w:rFonts w:ascii="Arial" w:hAnsi="Arial"/>
                 <w:b/>
-                <w:sz w:val="20"/>
+                <w:sz w:val="18"/>
               </w:rPr>
-              <w:t>Beschäftigung</w:t>
+              <w:t>Beschaffen bis</w:t>
             </w:r>
           </w:p>
         </w:tc>
         <w:tc>
           <w:tcPr>
-            <w:tcW w:type="dxa" w:w="2268"/>
+            <w:tcW w:type="dxa" w:w="3969"/>
+            <w:shd w:fill="EAF2F3"/>
           </w:tcPr>
           <w:p>
             <w:r>
               <w:rPr>
-                <w:rFonts w:ascii="Times New Roman" w:hAnsi="Times New Roman"/>
+                <w:rFonts w:ascii="Arial" w:hAnsi="Arial"/>
                 <w:b/>
-                <w:sz w:val="20"/>
+                <w:sz w:val="18"/>
               </w:rPr>
-              <w:t>Selbständigkeit</w:t>
-            </w:r>
-          </w:p>
-        </w:tc>
-        <w:tc>
-          <w:tcPr>
-            <w:tcW w:type="dxa" w:w="2268"/>
-          </w:tcPr>
-          <w:p>
-            <w:r>
-              <w:rPr>
-                <w:rFonts w:ascii="Times New Roman" w:hAnsi="Times New Roman"/>
-                <w:b/>
-                <w:sz w:val="20"/>
-              </w:rPr>
-              <w:t>Beleg</w:t>
+              <w:t>Zweck</w:t>
             </w:r>
           </w:p>
         </w:tc>
@@ -101,57 +471,46 @@
       <w:tr>
         <w:tc>
           <w:tcPr>
-            <w:tcW w:type="dxa" w:w="2268"/>
+            <w:tcW w:type="dxa" w:w="2948"/>
+            <w:vAlign w:val="top"/>
           </w:tcPr>
           <w:p>
             <w:r>
               <w:rPr>
-                <w:rFonts w:ascii="Times New Roman" w:hAnsi="Times New Roman"/>
-                <w:sz w:val="20"/>
+                <w:rFonts w:ascii="Arial" w:hAnsi="Arial"/>
+                <w:sz w:val="18"/>
               </w:rPr>
-              <w:t>feste Morgenpräsenz</w:t>
+              <w:t>Kassenrollen Münsterstraße Januar bis Juni 2026</w:t>
             </w:r>
           </w:p>
         </w:tc>
         <w:tc>
           <w:tcPr>
-            <w:tcW w:type="dxa" w:w="2268"/>
+            <w:tcW w:type="dxa" w:w="1701"/>
+            <w:vAlign w:val="top"/>
           </w:tcPr>
           <w:p>
             <w:r>
               <w:rPr>
-                <w:rFonts w:ascii="Times New Roman" w:hAnsi="Times New Roman"/>
-                <w:sz w:val="20"/>
+                <w:rFonts w:ascii="Arial" w:hAnsi="Arial"/>
+                <w:sz w:val="18"/>
               </w:rPr>
-              <w:t>tägliche Kassenroutine</w:t>
+              <w:t>12. Juli 2026</w:t>
             </w:r>
           </w:p>
         </w:tc>
         <w:tc>
           <w:tcPr>
-            <w:tcW w:type="dxa" w:w="2268"/>
+            <w:tcW w:type="dxa" w:w="3969"/>
+            <w:vAlign w:val="top"/>
           </w:tcPr>
           <w:p>
             <w:r>
               <w:rPr>
-                <w:rFonts w:ascii="Times New Roman" w:hAnsi="Times New Roman"/>
-                <w:sz w:val="20"/>
+                <w:rFonts w:ascii="Arial" w:hAnsi="Arial"/>
+                <w:sz w:val="18"/>
               </w:rPr>
-              <w:t>kein schriftlicher Stundenplan</w:t>
-            </w:r>
-          </w:p>
-        </w:tc>
-        <w:tc>
-          <w:tcPr>
-            <w:tcW w:type="dxa" w:w="2268"/>
-          </w:tcPr>
-          <w:p>
-            <w:r>
-              <w:rPr>
-                <w:rFonts w:ascii="Times New Roman" w:hAnsi="Times New Roman"/>
-                <w:sz w:val="20"/>
-              </w:rPr>
-              <w:t>Dienstplan, WhatsApp</w:t>
+              <w:t>Tatsächliche Anwesenheit und eigenständige Kassenverantwortung belegen</w:t>
             </w:r>
           </w:p>
         </w:tc>
@@ -159,57 +518,46 @@
       <w:tr>
         <w:tc>
           <w:tcPr>
-            <w:tcW w:type="dxa" w:w="2268"/>
+            <w:tcW w:type="dxa" w:w="2948"/>
+            <w:vAlign w:val="top"/>
           </w:tcPr>
           <w:p>
             <w:r>
               <w:rPr>
-                <w:rFonts w:ascii="Times New Roman" w:hAnsi="Times New Roman"/>
-                <w:sz w:val="20"/>
+                <w:rFonts w:ascii="Arial" w:hAnsi="Arial"/>
+                <w:sz w:val="18"/>
               </w:rPr>
-              <w:t>Vergütung</w:t>
+              <w:t>WhatsApp-Export Dienstplan Familie</w:t>
             </w:r>
           </w:p>
         </w:tc>
         <w:tc>
           <w:tcPr>
-            <w:tcW w:type="dxa" w:w="2268"/>
+            <w:tcW w:type="dxa" w:w="1701"/>
+            <w:vAlign w:val="top"/>
           </w:tcPr>
           <w:p>
             <w:r>
               <w:rPr>
-                <w:rFonts w:ascii="Times New Roman" w:hAnsi="Times New Roman"/>
-                <w:sz w:val="20"/>
+                <w:rFonts w:ascii="Arial" w:hAnsi="Arial"/>
+                <w:sz w:val="18"/>
               </w:rPr>
-              <w:t>gleichbleibende Pauschale</w:t>
+              <w:t>12. Juli 2026</w:t>
             </w:r>
           </w:p>
         </w:tc>
         <w:tc>
           <w:tcPr>
-            <w:tcW w:type="dxa" w:w="2268"/>
+            <w:tcW w:type="dxa" w:w="3969"/>
+            <w:vAlign w:val="top"/>
           </w:tcPr>
           <w:p>
             <w:r>
               <w:rPr>
-                <w:rFonts w:ascii="Times New Roman" w:hAnsi="Times New Roman"/>
-                <w:sz w:val="20"/>
+                <w:rFonts w:ascii="Arial" w:hAnsi="Arial"/>
+                <w:sz w:val="18"/>
               </w:rPr>
-              <w:t>Rechnung mit Umsatzsteuer</w:t>
-            </w:r>
-          </w:p>
-        </w:tc>
-        <w:tc>
-          <w:tcPr>
-            <w:tcW w:type="dxa" w:w="2268"/>
-          </w:tcPr>
-          <w:p>
-            <w:r>
-              <w:rPr>
-                <w:rFonts w:ascii="Times New Roman" w:hAnsi="Times New Roman"/>
-                <w:sz w:val="20"/>
-              </w:rPr>
-              <w:t>Rechnungen 2022 bis 2026</w:t>
+              <w:t>Weisungen, Vertretungsentscheidungen und Urlaubsabstimmung zeigen</w:t>
             </w:r>
           </w:p>
         </w:tc>
@@ -217,258 +565,55 @@
       <w:tr>
         <w:tc>
           <w:tcPr>
-            <w:tcW w:type="dxa" w:w="2268"/>
+            <w:tcW w:type="dxa" w:w="2948"/>
+            <w:vAlign w:val="top"/>
           </w:tcPr>
           <w:p>
             <w:r>
               <w:rPr>
-                <w:rFonts w:ascii="Times New Roman" w:hAnsi="Times New Roman"/>
-                <w:sz w:val="20"/>
+                <w:rFonts w:ascii="Arial" w:hAnsi="Arial"/>
+                <w:sz w:val="18"/>
               </w:rPr>
-              <w:t>Weisungen</w:t>
+              <w:t>Fotos Marktstand und Belege für eigenes Zubehör</w:t>
             </w:r>
           </w:p>
         </w:tc>
         <w:tc>
           <w:tcPr>
-            <w:tcW w:type="dxa" w:w="2268"/>
+            <w:tcW w:type="dxa" w:w="1701"/>
+            <w:vAlign w:val="top"/>
           </w:tcPr>
           <w:p>
             <w:r>
               <w:rPr>
-                <w:rFonts w:ascii="Times New Roman" w:hAnsi="Times New Roman"/>
-                <w:sz w:val="20"/>
+                <w:rFonts w:ascii="Arial" w:hAnsi="Arial"/>
+                <w:sz w:val="18"/>
               </w:rPr>
-              <w:t>Urlaub, Kasse, Verkauf</w:t>
+              <w:t>15. Juli 2026</w:t>
             </w:r>
           </w:p>
         </w:tc>
         <w:tc>
           <w:tcPr>
-            <w:tcW w:type="dxa" w:w="2268"/>
+            <w:tcW w:type="dxa" w:w="3969"/>
+            <w:vAlign w:val="top"/>
           </w:tcPr>
           <w:p>
             <w:r>
               <w:rPr>
-                <w:rFonts w:ascii="Times New Roman" w:hAnsi="Times New Roman"/>
-                <w:sz w:val="20"/>
+                <w:rFonts w:ascii="Arial" w:hAnsi="Arial"/>
+                <w:sz w:val="18"/>
               </w:rPr>
-              <w:t>familiäre Abstimmung</w:t>
-            </w:r>
-          </w:p>
-        </w:tc>
-        <w:tc>
-          <w:tcPr>
-            <w:tcW w:type="dxa" w:w="2268"/>
-          </w:tcPr>
-          <w:p>
-            <w:r>
-              <w:rPr>
-                <w:rFonts w:ascii="Times New Roman" w:hAnsi="Times New Roman"/>
-                <w:sz w:val="20"/>
-              </w:rPr>
-              <w:t>handschriftliche Notizen</w:t>
-            </w:r>
-          </w:p>
-        </w:tc>
-      </w:tr>
-      <w:tr>
-        <w:tc>
-          <w:tcPr>
-            <w:tcW w:type="dxa" w:w="2268"/>
-          </w:tcPr>
-          <w:p>
-            <w:r>
-              <w:rPr>
-                <w:rFonts w:ascii="Times New Roman" w:hAnsi="Times New Roman"/>
-                <w:sz w:val="20"/>
-              </w:rPr>
-              <w:t>Betriebsmittel</w:t>
-            </w:r>
-          </w:p>
-        </w:tc>
-        <w:tc>
-          <w:tcPr>
-            <w:tcW w:type="dxa" w:w="2268"/>
-          </w:tcPr>
-          <w:p>
-            <w:r>
-              <w:rPr>
-                <w:rFonts w:ascii="Times New Roman" w:hAnsi="Times New Roman"/>
-                <w:sz w:val="20"/>
-              </w:rPr>
-              <w:t>Büro, Kasse, Mailadresse der OHG</w:t>
-            </w:r>
-          </w:p>
-        </w:tc>
-        <w:tc>
-          <w:tcPr>
-            <w:tcW w:type="dxa" w:w="2268"/>
-          </w:tcPr>
-          <w:p>
-            <w:r>
-              <w:rPr>
-                <w:rFonts w:ascii="Times New Roman" w:hAnsi="Times New Roman"/>
-                <w:sz w:val="20"/>
-              </w:rPr>
-              <w:t>eigener Laptop</w:t>
-            </w:r>
-          </w:p>
-        </w:tc>
-        <w:tc>
-          <w:tcPr>
-            <w:tcW w:type="dxa" w:w="2268"/>
-          </w:tcPr>
-          <w:p>
-            <w:r>
-              <w:rPr>
-                <w:rFonts w:ascii="Times New Roman" w:hAnsi="Times New Roman"/>
-                <w:sz w:val="20"/>
-              </w:rPr>
-              <w:t>Fotos, Rechnungen</w:t>
-            </w:r>
-          </w:p>
-        </w:tc>
-      </w:tr>
-      <w:tr>
-        <w:tc>
-          <w:tcPr>
-            <w:tcW w:type="dxa" w:w="2268"/>
-          </w:tcPr>
-          <w:p>
-            <w:r>
-              <w:rPr>
-                <w:rFonts w:ascii="Times New Roman" w:hAnsi="Times New Roman"/>
-                <w:sz w:val="20"/>
-              </w:rPr>
-              <w:t>Unternehmerrisiko</w:t>
-            </w:r>
-          </w:p>
-        </w:tc>
-        <w:tc>
-          <w:tcPr>
-            <w:tcW w:type="dxa" w:w="2268"/>
-          </w:tcPr>
-          <w:p>
-            <w:r>
-              <w:rPr>
-                <w:rFonts w:ascii="Times New Roman" w:hAnsi="Times New Roman"/>
-                <w:sz w:val="20"/>
-              </w:rPr>
-              <w:t>kaum Forderungsausfall</w:t>
-            </w:r>
-          </w:p>
-        </w:tc>
-        <w:tc>
-          <w:tcPr>
-            <w:tcW w:type="dxa" w:w="2268"/>
-          </w:tcPr>
-          <w:p>
-            <w:r>
-              <w:rPr>
-                <w:rFonts w:ascii="Times New Roman" w:hAnsi="Times New Roman"/>
-                <w:sz w:val="20"/>
-              </w:rPr>
-              <w:t>zwei Fremdkunden</w:t>
-            </w:r>
-          </w:p>
-        </w:tc>
-        <w:tc>
-          <w:tcPr>
-            <w:tcW w:type="dxa" w:w="2268"/>
-          </w:tcPr>
-          <w:p>
-            <w:r>
-              <w:rPr>
-                <w:rFonts w:ascii="Times New Roman" w:hAnsi="Times New Roman"/>
-                <w:sz w:val="20"/>
-              </w:rPr>
-              <w:t>Kontoauszüge</w:t>
-            </w:r>
-          </w:p>
-        </w:tc>
-      </w:tr>
-      <w:tr>
-        <w:tc>
-          <w:tcPr>
-            <w:tcW w:type="dxa" w:w="2268"/>
-          </w:tcPr>
-          <w:p>
-            <w:r>
-              <w:rPr>
-                <w:rFonts w:ascii="Times New Roman" w:hAnsi="Times New Roman"/>
-                <w:sz w:val="20"/>
-              </w:rPr>
-              <w:t>Vertretung</w:t>
-            </w:r>
-          </w:p>
-        </w:tc>
-        <w:tc>
-          <w:tcPr>
-            <w:tcW w:type="dxa" w:w="2268"/>
-          </w:tcPr>
-          <w:p>
-            <w:r>
-              <w:rPr>
-                <w:rFonts w:ascii="Times New Roman" w:hAnsi="Times New Roman"/>
-                <w:sz w:val="20"/>
-              </w:rPr>
-              <w:t>nur nach Anzeige</w:t>
-            </w:r>
-          </w:p>
-        </w:tc>
-        <w:tc>
-          <w:tcPr>
-            <w:tcW w:type="dxa" w:w="2268"/>
-          </w:tcPr>
-          <w:p>
-            <w:r>
-              <w:rPr>
-                <w:rFonts w:ascii="Times New Roman" w:hAnsi="Times New Roman"/>
-                <w:sz w:val="20"/>
-              </w:rPr>
-              <w:t>vertraglich erlaubt</w:t>
-            </w:r>
-          </w:p>
-        </w:tc>
-        <w:tc>
-          <w:tcPr>
-            <w:tcW w:type="dxa" w:w="2268"/>
-          </w:tcPr>
-          <w:p>
-            <w:r>
-              <w:rPr>
-                <w:rFonts w:ascii="Times New Roman" w:hAnsi="Times New Roman"/>
-                <w:sz w:val="20"/>
-              </w:rPr>
-              <w:t>Vertrag, keine echte Nutzung</w:t>
+              <w:t>Abgrenzung Jannes Nolden substantiieren</w:t>
             </w:r>
           </w:p>
         </w:tc>
       </w:tr>
     </w:tbl>
-    <w:p>
-      <w:pPr>
-        <w:pStyle w:val="Heading2"/>
-      </w:pPr>
-      <w:r>
-        <w:rPr>
-          <w:rFonts w:ascii="Times New Roman" w:hAnsi="Times New Roman"/>
-        </w:rPr>
-        <w:t>2. Arbeitshypothese</w:t>
-      </w:r>
-    </w:p>
-    <w:p>
-      <w:pPr>
-        <w:jc w:val="left"/>
-      </w:pPr>
-      <w:r>
-        <w:t>Büroservice und Social-Media-Leistungen könnten selbständige Elemente enthalten. Operative Filialleitung, Kassendienst und Personalsteuerung wirken wie funktionsgerecht dienende Teilhabe am Betrieb. Die Stellungnahme sollte nicht einheitlich alles verteidigen, sondern die Tätigkeit nach Zeitanteilen und Funktionsbereichen zerlegen.</w:t>
-      </w:r>
-    </w:p>
+    <w:p/>
     <w:sectPr>
-      <w:pgSz w:w="11906" w:h="16838"/>
-      <w:pgMar w:top="1417" w:right="1417" w:bottom="1417" w:left="1417" w:header="720" w:footer="720" w:gutter="0"/>
+      <w:pgSz w:w="12240" w:h="15840"/>
+      <w:pgMar w:top="1134" w:right="1191" w:bottom="1134" w:left="1191" w:header="720" w:footer="720" w:gutter="0"/>
       <w:cols w:space="720"/>
       <w:docGrid w:linePitch="360"/>
     </w:sectPr>
@@ -839,9 +984,12 @@
     <w:name w:val="Normal"/>
     <w:qFormat/>
     <w:rsid w:val="00FC693F"/>
+    <w:pPr>
+      <w:spacing w:after="100" w:line="259" w:lineRule="auto"/>
+    </w:pPr>
     <w:rPr>
-      <w:rFonts w:ascii="Times New Roman" w:hAnsi="Times New Roman"/>
-      <w:sz w:val="22"/>
+      <w:rFonts w:ascii="Arial" w:hAnsi="Arial"/>
+      <w:sz w:val="21"/>
     </w:rPr>
   </w:style>
   <w:style w:type="paragraph" w:styleId="Header">
@@ -899,14 +1047,15 @@
     <w:pPr>
       <w:keepNext/>
       <w:keepLines/>
-      <w:spacing w:before="480" w:after="0"/>
+      <w:spacing w:before="200" w:after="100"/>
       <w:outlineLvl w:val="0"/>
     </w:pPr>
     <w:rPr>
-      <w:rFonts w:asciiTheme="majorHAnsi" w:eastAsiaTheme="majorEastAsia" w:hAnsiTheme="majorHAnsi" w:cstheme="majorBidi" w:ascii="Times New Roman" w:hAnsi="Times New Roman"/>
+      <w:rFonts w:asciiTheme="majorHAnsi" w:eastAsiaTheme="majorEastAsia" w:hAnsiTheme="majorHAnsi" w:cstheme="majorBidi" w:ascii="Arial" w:hAnsi="Arial"/>
       <w:b/>
       <w:bCs/>
-      <w:sz w:val="28"/>
+      <w:color w:val="365F91" w:themeColor="accent1" w:themeShade="BF"/>
+      <w:sz w:val="30"/>
       <w:szCs w:val="28"/>
     </w:rPr>
   </w:style>
@@ -922,13 +1071,14 @@
     <w:pPr>
       <w:keepNext/>
       <w:keepLines/>
-      <w:spacing w:before="200" w:after="0"/>
+      <w:spacing w:before="200" w:after="100"/>
       <w:outlineLvl w:val="1"/>
     </w:pPr>
     <w:rPr>
-      <w:rFonts w:asciiTheme="majorHAnsi" w:eastAsiaTheme="majorEastAsia" w:hAnsiTheme="majorHAnsi" w:cstheme="majorBidi" w:ascii="Times New Roman" w:hAnsi="Times New Roman"/>
+      <w:rFonts w:asciiTheme="majorHAnsi" w:eastAsiaTheme="majorEastAsia" w:hAnsiTheme="majorHAnsi" w:cstheme="majorBidi" w:ascii="Arial" w:hAnsi="Arial"/>
       <w:b/>
       <w:bCs/>
+      <w:color w:val="4F81BD" w:themeColor="accent1"/>
       <w:sz w:val="24"/>
       <w:szCs w:val="26"/>
     </w:rPr>
@@ -949,10 +1099,10 @@
       <w:outlineLvl w:val="2"/>
     </w:pPr>
     <w:rPr>
-      <w:rFonts w:asciiTheme="majorHAnsi" w:eastAsiaTheme="majorEastAsia" w:hAnsiTheme="majorHAnsi" w:cstheme="majorBidi" w:ascii="Times New Roman" w:hAnsi="Times New Roman"/>
+      <w:rFonts w:asciiTheme="majorHAnsi" w:eastAsiaTheme="majorEastAsia" w:hAnsiTheme="majorHAnsi" w:cstheme="majorBidi"/>
       <w:b/>
       <w:bCs/>
-      <w:sz w:val="22"/>
+      <w:color w:val="4F81BD" w:themeColor="accent1"/>
     </w:rPr>
   </w:style>
   <w:style w:type="paragraph" w:styleId="Heading4">

--- a/testakten/statusfeststellung-familienangehoerige-baeckerei-luenen/05_indizienmatrix_familienbetrieb.docx
+++ b/testakten/statusfeststellung-familienangehoerige-baeckerei-luenen/05_indizienmatrix_familienbetrieb.docx
@@ -2,73 +2,103 @@
 <file path=word/document.xml><?xml version="1.0" encoding="utf-8"?>
 <w:document xmlns:wpc="http://schemas.microsoft.com/office/word/2010/wordprocessingCanvas" xmlns:mo="http://schemas.microsoft.com/office/mac/office/2008/main" xmlns:mc="http://schemas.openxmlformats.org/markup-compatibility/2006" xmlns:mv="urn:schemas-microsoft-com:mac:vml" xmlns:o="urn:schemas-microsoft-com:office:office" xmlns:r="http://schemas.openxmlformats.org/officeDocument/2006/relationships" xmlns:m="http://schemas.openxmlformats.org/officeDocument/2006/math" xmlns:v="urn:schemas-microsoft-com:vml" xmlns:wp14="http://schemas.microsoft.com/office/word/2010/wordprocessingDrawing" xmlns:wp="http://schemas.openxmlformats.org/drawingml/2006/wordprocessingDrawing" xmlns:w10="urn:schemas-microsoft-com:office:word" xmlns:w="http://schemas.openxmlformats.org/wordprocessingml/2006/main" xmlns:w14="http://schemas.microsoft.com/office/word/2010/wordml" xmlns:wpg="http://schemas.microsoft.com/office/word/2010/wordprocessingGroup" xmlns:wpi="http://schemas.microsoft.com/office/word/2010/wordprocessingInk" xmlns:wne="http://schemas.microsoft.com/office/word/2006/wordml" xmlns:wps="http://schemas.microsoft.com/office/word/2010/wordprocessingShape" mc:Ignorable="w14 wp14">
   <w:body>
-    <w:p>
-      <w:pPr>
-        <w:jc w:val="left"/>
-      </w:pPr>
-      <w:r>
-        <w:rPr>
-          <w:rFonts w:ascii="Arial" w:hAnsi="Arial"/>
-          <w:b/>
-          <w:sz w:val="26"/>
-        </w:rPr>
-        <w:t>Rentenberatung Knüppel &amp; Partner</w:t>
-      </w:r>
-    </w:p>
-    <w:p>
-      <w:r>
-        <w:t>Brüderweg 11, 44135 Dortmund · Telefon 0231 44 08 72-0 · kanzlei@knueppel-rentenberatung.de</w:t>
-      </w:r>
-    </w:p>
-    <w:p>
-      <w:pPr>
-        <w:spacing w:after="240"/>
-      </w:pPr>
-      <w:r>
-        <w:rPr>
-          <w:i/>
-          <w:sz w:val="18"/>
-        </w:rPr>
-        <w:t>Unser Zeichen: BK-LU/2026-118 · Mandantin: Bäckerei Nolden GmbH · Stand: 03. Juli 2026</w:t>
-      </w:r>
-    </w:p>
-    <w:p>
-      <w:pPr>
-        <w:pStyle w:val="Heading1"/>
-        <w:spacing w:after="160"/>
-      </w:pPr>
-      <w:r>
-        <w:t>Indizienmatrix Status Familienangehörige</w:t>
-      </w:r>
-    </w:p>
-    <w:p>
-      <w:r>
-        <w:t>Betreff: Sozialversicherungsrechtliche Einordnung von Frau Carina Nolden und Herrn Jannes Nolden im Familienbetrieb der Bäckerei Nolden GmbH, Lünen.</w:t>
-      </w:r>
-    </w:p>
-    <w:p>
-      <w:r>
-        <w:t>Die Matrix ist aus Rechnungen, Schichtplänen, Bankbuchungen, Kassenprotokollen und den Angaben der Geschäftsführung erstellt. Sie ist als Arbeitsgrundlage für die Stellungnahme im Anhörungsverfahren gedacht und trennt bewusst die einzelnen Tätigkeitsbilder, damit der Prüfdienst nicht aus Familiennähe allein auf Beschäftigung schließt.</w:t>
-      </w:r>
-    </w:p>
     <w:tbl>
       <w:tblPr>
-        <w:tblStyle w:val="TableGrid"/>
         <w:tblW w:type="auto" w:w="0"/>
         <w:jc w:val="center"/>
+        <w:tblLayout w:type="fixed"/>
         <w:tblLook w:firstColumn="1" w:firstRow="1" w:lastColumn="0" w:lastRow="0" w:noHBand="0" w:noVBand="1" w:val="04A0"/>
       </w:tblPr>
       <w:tblGrid>
-        <w:gridCol w:w="2464"/>
-        <w:gridCol w:w="2464"/>
-        <w:gridCol w:w="2464"/>
-        <w:gridCol w:w="2464"/>
+        <w:gridCol w:w="5556"/>
+        <w:gridCol w:w="3515"/>
       </w:tblGrid>
       <w:tr>
         <w:tc>
           <w:tcPr>
-            <w:tcW w:type="dxa" w:w="1701"/>
-            <w:shd w:fill="EAF2F3"/>
+            <w:tcW w:type="dxa" w:w="5556"/>
+            <w:vAlign w:val="center"/>
+            <w:tcMar>
+              <w:top w:w="70" w:type="dxa"/>
+              <w:left w:w="70" w:type="dxa"/>
+              <w:bottom w:w="70" w:type="dxa"/>
+              <w:right w:w="70" w:type="dxa"/>
+            </w:tcMar>
+          </w:tcPr>
+          <w:p>
+            <w:pPr>
+              <w:spacing w:after="0"/>
+            </w:pPr>
+            <w:r>
+              <w:rPr>
+                <w:rFonts w:ascii="Arial" w:hAnsi="Arial"/>
+                <w:b/>
+                <w:color w:val="24364B"/>
+                <w:sz w:val="30"/>
+              </w:rPr>
+              <w:t>KNÜPPEL &amp; PARTNER RENTENBERATUNG</w:t>
+            </w:r>
+          </w:p>
+        </w:tc>
+        <w:tc>
+          <w:tcPr>
+            <w:tcW w:type="dxa" w:w="3515"/>
+            <w:vAlign w:val="center"/>
+            <w:tcMar>
+              <w:top w:w="70" w:type="dxa"/>
+              <w:left w:w="70" w:type="dxa"/>
+              <w:bottom w:w="70" w:type="dxa"/>
+              <w:right w:w="70" w:type="dxa"/>
+            </w:tcMar>
+          </w:tcPr>
+          <w:p>
+            <w:pPr>
+              <w:spacing w:after="0"/>
+              <w:jc w:val="right"/>
+            </w:pPr>
+            <w:r>
+              <w:rPr>
+                <w:rFonts w:ascii="Arial" w:hAnsi="Arial"/>
+                <w:sz w:val="16"/>
+              </w:rPr>
+              <w:t>Brüderweg 11 · 44135 Dortmund</w:t>
+              <w:br/>
+              <w:t>Telefon 0231 440 87-20</w:t>
+              <w:br/>
+              <w:t>kanzlei@knueppel-rentenberatung.example.invalid</w:t>
+            </w:r>
+          </w:p>
+        </w:tc>
+      </w:tr>
+    </w:tbl>
+    <w:p>
+      <w:pPr>
+        <w:spacing w:after="40"/>
+      </w:pPr>
+    </w:p>
+    <w:tbl>
+      <w:tblPr>
+        <w:tblW w:type="auto" w:w="0"/>
+        <w:jc w:val="left"/>
+        <w:tblLayout w:type="fixed"/>
+        <w:tblLook w:firstColumn="1" w:firstRow="1" w:lastColumn="0" w:lastRow="0" w:noHBand="0" w:noVBand="1" w:val="04A0"/>
+      </w:tblPr>
+      <w:tblGrid>
+        <w:gridCol w:w="2041"/>
+        <w:gridCol w:w="6973"/>
+      </w:tblGrid>
+      <w:tr>
+        <w:tc>
+          <w:tcPr>
+            <w:tcW w:type="dxa" w:w="2041"/>
+            <w:shd w:fill="E9EEF2"/>
+            <w:tcMar>
+              <w:top w:w="90" w:type="dxa"/>
+              <w:left w:w="90" w:type="dxa"/>
+              <w:bottom w:w="90" w:type="dxa"/>
+              <w:right w:w="90" w:type="dxa"/>
+            </w:tcMar>
+            <w:vAlign w:val="center"/>
           </w:tcPr>
           <w:p>
             <w:r>
@@ -77,14 +107,44 @@
                 <w:b/>
                 <w:sz w:val="18"/>
               </w:rPr>
-              <w:t>Prüffeld</w:t>
+              <w:t>Mandantin</w:t>
             </w:r>
           </w:p>
         </w:tc>
         <w:tc>
           <w:tcPr>
-            <w:tcW w:type="dxa" w:w="2835"/>
-            <w:shd w:fill="EAF2F3"/>
+            <w:tcW w:type="dxa" w:w="6973"/>
+            <w:tcMar>
+              <w:top w:w="90" w:type="dxa"/>
+              <w:left w:w="90" w:type="dxa"/>
+              <w:bottom w:w="90" w:type="dxa"/>
+              <w:right w:w="90" w:type="dxa"/>
+            </w:tcMar>
+            <w:vAlign w:val="center"/>
+          </w:tcPr>
+          <w:p>
+            <w:r>
+              <w:rPr>
+                <w:rFonts w:ascii="Arial" w:hAnsi="Arial"/>
+                <w:sz w:val="18"/>
+              </w:rPr>
+              <w:t>Bäckerei Kleinschmidt OHG, Lange Straße 41, 44532 Lünen</w:t>
+            </w:r>
+          </w:p>
+        </w:tc>
+      </w:tr>
+      <w:tr>
+        <w:tc>
+          <w:tcPr>
+            <w:tcW w:type="dxa" w:w="2041"/>
+            <w:shd w:fill="E9EEF2"/>
+            <w:tcMar>
+              <w:top w:w="90" w:type="dxa"/>
+              <w:left w:w="90" w:type="dxa"/>
+              <w:bottom w:w="90" w:type="dxa"/>
+              <w:right w:w="90" w:type="dxa"/>
+            </w:tcMar>
+            <w:vAlign w:val="center"/>
           </w:tcPr>
           <w:p>
             <w:r>
@@ -93,14 +153,44 @@
                 <w:b/>
                 <w:sz w:val="18"/>
               </w:rPr>
-              <w:t>Carina Nolden</w:t>
+              <w:t>Betroffene</w:t>
             </w:r>
           </w:p>
         </w:tc>
         <w:tc>
           <w:tcPr>
-            <w:tcW w:type="dxa" w:w="2551"/>
-            <w:shd w:fill="EAF2F3"/>
+            <w:tcW w:type="dxa" w:w="6973"/>
+            <w:tcMar>
+              <w:top w:w="90" w:type="dxa"/>
+              <w:left w:w="90" w:type="dxa"/>
+              <w:bottom w:w="90" w:type="dxa"/>
+              <w:right w:w="90" w:type="dxa"/>
+            </w:tcMar>
+            <w:vAlign w:val="center"/>
+          </w:tcPr>
+          <w:p>
+            <w:r>
+              <w:rPr>
+                <w:rFonts w:ascii="Arial" w:hAnsi="Arial"/>
+                <w:sz w:val="18"/>
+              </w:rPr>
+              <w:t>Nora Kleinschmidt, Kleinschmidt Büroservice</w:t>
+            </w:r>
+          </w:p>
+        </w:tc>
+      </w:tr>
+      <w:tr>
+        <w:tc>
+          <w:tcPr>
+            <w:tcW w:type="dxa" w:w="2041"/>
+            <w:shd w:fill="E9EEF2"/>
+            <w:tcMar>
+              <w:top w:w="90" w:type="dxa"/>
+              <w:left w:w="90" w:type="dxa"/>
+              <w:bottom w:w="90" w:type="dxa"/>
+              <w:right w:w="90" w:type="dxa"/>
+            </w:tcMar>
+            <w:vAlign w:val="center"/>
           </w:tcPr>
           <w:p>
             <w:r>
@@ -109,14 +199,44 @@
                 <w:b/>
                 <w:sz w:val="18"/>
               </w:rPr>
-              <w:t>Jannes Nolden</w:t>
+              <w:t>Verfahren</w:t>
             </w:r>
           </w:p>
         </w:tc>
         <w:tc>
           <w:tcPr>
-            <w:tcW w:type="dxa" w:w="2268"/>
-            <w:shd w:fill="EAF2F3"/>
+            <w:tcW w:type="dxa" w:w="6973"/>
+            <w:tcMar>
+              <w:top w:w="90" w:type="dxa"/>
+              <w:left w:w="90" w:type="dxa"/>
+              <w:bottom w:w="90" w:type="dxa"/>
+              <w:right w:w="90" w:type="dxa"/>
+            </w:tcMar>
+            <w:vAlign w:val="center"/>
+          </w:tcPr>
+          <w:p>
+            <w:r>
+              <w:rPr>
+                <w:rFonts w:ascii="Arial" w:hAnsi="Arial"/>
+                <w:sz w:val="18"/>
+              </w:rPr>
+              <w:t>DRV Bund, Statusfeststellung; Stellungnahmefrist 22. Juli 2026</w:t>
+            </w:r>
+          </w:p>
+        </w:tc>
+      </w:tr>
+      <w:tr>
+        <w:tc>
+          <w:tcPr>
+            <w:tcW w:type="dxa" w:w="2041"/>
+            <w:shd w:fill="E9EEF2"/>
+            <w:tcMar>
+              <w:top w:w="90" w:type="dxa"/>
+              <w:left w:w="90" w:type="dxa"/>
+              <w:bottom w:w="90" w:type="dxa"/>
+              <w:right w:w="90" w:type="dxa"/>
+            </w:tcMar>
+            <w:vAlign w:val="center"/>
           </w:tcPr>
           <w:p>
             <w:r>
@@ -125,7 +245,28 @@
                 <w:b/>
                 <w:sz w:val="18"/>
               </w:rPr>
-              <w:t>Belegstelle</w:t>
+              <w:t>Unser Zeichen</w:t>
+            </w:r>
+          </w:p>
+        </w:tc>
+        <w:tc>
+          <w:tcPr>
+            <w:tcW w:type="dxa" w:w="6973"/>
+            <w:tcMar>
+              <w:top w:w="90" w:type="dxa"/>
+              <w:left w:w="90" w:type="dxa"/>
+              <w:bottom w:w="90" w:type="dxa"/>
+              <w:right w:w="90" w:type="dxa"/>
+            </w:tcMar>
+            <w:vAlign w:val="center"/>
+          </w:tcPr>
+          <w:p>
+            <w:r>
+              <w:rPr>
+                <w:rFonts w:ascii="Arial" w:hAnsi="Arial"/>
+                <w:sz w:val="18"/>
+              </w:rPr>
+              <w:t>BK-LU/2026-118</w:t>
             </w:r>
           </w:p>
         </w:tc>
@@ -133,296 +274,15 @@
       <w:tr>
         <w:tc>
           <w:tcPr>
-            <w:tcW w:type="dxa" w:w="1701"/>
-            <w:vAlign w:val="top"/>
-          </w:tcPr>
-          <w:p>
-            <w:r>
-              <w:rPr>
-                <w:rFonts w:ascii="Arial" w:hAnsi="Arial"/>
-                <w:sz w:val="18"/>
-              </w:rPr>
-              <w:t>Weisungsbindung</w:t>
-            </w:r>
-          </w:p>
-        </w:tc>
-        <w:tc>
-          <w:tcPr>
-            <w:tcW w:type="dxa" w:w="2835"/>
-            <w:vAlign w:val="top"/>
-          </w:tcPr>
-          <w:p>
-            <w:r>
-              <w:rPr>
-                <w:rFonts w:ascii="Arial" w:hAnsi="Arial"/>
-                <w:sz w:val="18"/>
-              </w:rPr>
-              <w:t>Öffnet die Filiale Münsterstraße montags bis donnerstags nach dem Wochenplan. Sortimentswechsel, Urlaubsvertretung und Öffnungszeiten werden von Dieter Nolden festgelegt.</w:t>
-            </w:r>
-          </w:p>
-        </w:tc>
-        <w:tc>
-          <w:tcPr>
-            <w:tcW w:type="dxa" w:w="2551"/>
-            <w:vAlign w:val="top"/>
-          </w:tcPr>
-          <w:p>
-            <w:r>
-              <w:rPr>
-                <w:rFonts w:ascii="Arial" w:hAnsi="Arial"/>
-                <w:sz w:val="18"/>
-              </w:rPr>
-              <w:t>Übernimmt einzelne Wochenendmarktstände; Warenmenge und Standort werden vorher abgestimmt, Durchführung vor Ort überwiegend eigenständig.</w:t>
-            </w:r>
-          </w:p>
-        </w:tc>
-        <w:tc>
-          <w:tcPr>
-            <w:tcW w:type="dxa" w:w="2268"/>
-            <w:vAlign w:val="top"/>
-          </w:tcPr>
-          <w:p>
-            <w:r>
-              <w:rPr>
-                <w:rFonts w:ascii="Arial" w:hAnsi="Arial"/>
-                <w:sz w:val="18"/>
-              </w:rPr>
-              <w:t>Dienstplan April bis Juni 2026, Kassenabschlusslisten, Familienchat-Ausdrucke</w:t>
-            </w:r>
-          </w:p>
-        </w:tc>
-      </w:tr>
-      <w:tr>
-        <w:tc>
-          <w:tcPr>
-            <w:tcW w:type="dxa" w:w="1701"/>
-            <w:vAlign w:val="top"/>
-          </w:tcPr>
-          <w:p>
-            <w:r>
-              <w:rPr>
-                <w:rFonts w:ascii="Arial" w:hAnsi="Arial"/>
-                <w:sz w:val="18"/>
-              </w:rPr>
-              <w:t>Eingliederung</w:t>
-            </w:r>
-          </w:p>
-        </w:tc>
-        <w:tc>
-          <w:tcPr>
-            <w:tcW w:type="dxa" w:w="2835"/>
-            <w:vAlign w:val="top"/>
-          </w:tcPr>
-          <w:p>
-            <w:r>
-              <w:rPr>
-                <w:rFonts w:ascii="Arial" w:hAnsi="Arial"/>
-                <w:sz w:val="18"/>
-              </w:rPr>
-              <w:t>Kassenzugang, Schlüsselgewalt, Teamchat und Einweisung neuer Aushilfen sprechen deutlich für eine betriebliche Einbindung.</w:t>
-            </w:r>
-          </w:p>
-        </w:tc>
-        <w:tc>
-          <w:tcPr>
-            <w:tcW w:type="dxa" w:w="2551"/>
-            <w:vAlign w:val="top"/>
-          </w:tcPr>
-          <w:p>
-            <w:r>
-              <w:rPr>
-                <w:rFonts w:ascii="Arial" w:hAnsi="Arial"/>
-                <w:sz w:val="18"/>
-              </w:rPr>
-              <w:t>Nutzt eigenes Marktzelt und eigenes Backzubehör, rechnet aber über die Gesellschaft ab und verwendet deren Waren.</w:t>
-            </w:r>
-          </w:p>
-        </w:tc>
-        <w:tc>
-          <w:tcPr>
-            <w:tcW w:type="dxa" w:w="2268"/>
-            <w:vAlign w:val="top"/>
-          </w:tcPr>
-          <w:p>
-            <w:r>
-              <w:rPr>
-                <w:rFonts w:ascii="Arial" w:hAnsi="Arial"/>
-                <w:sz w:val="18"/>
-              </w:rPr>
-              <w:t>Inventarliste Marktstand, Kassenzugangsliste, Rechnung Nr. 2026-04</w:t>
-            </w:r>
-          </w:p>
-        </w:tc>
-      </w:tr>
-      <w:tr>
-        <w:tc>
-          <w:tcPr>
-            <w:tcW w:type="dxa" w:w="1701"/>
-            <w:vAlign w:val="top"/>
-          </w:tcPr>
-          <w:p>
-            <w:r>
-              <w:rPr>
-                <w:rFonts w:ascii="Arial" w:hAnsi="Arial"/>
-                <w:sz w:val="18"/>
-              </w:rPr>
-              <w:t>Unternehmerrisiko</w:t>
-            </w:r>
-          </w:p>
-        </w:tc>
-        <w:tc>
-          <w:tcPr>
-            <w:tcW w:type="dxa" w:w="2835"/>
-            <w:vAlign w:val="top"/>
-          </w:tcPr>
-          <w:p>
-            <w:r>
-              <w:rPr>
-                <w:rFonts w:ascii="Arial" w:hAnsi="Arial"/>
-                <w:sz w:val="18"/>
-              </w:rPr>
-              <w:t>Monatliche Pauschale von 2.150 Euro ohne nachweisbare Ausfallhaftung; keine eigenen Mitarbeiter und keine eigene Werbung.</w:t>
-            </w:r>
-          </w:p>
-        </w:tc>
-        <w:tc>
-          <w:tcPr>
-            <w:tcW w:type="dxa" w:w="2551"/>
-            <w:vAlign w:val="top"/>
-          </w:tcPr>
-          <w:p>
-            <w:r>
-              <w:rPr>
-                <w:rFonts w:ascii="Arial" w:hAnsi="Arial"/>
-                <w:sz w:val="18"/>
-              </w:rPr>
-              <w:t>Variable Abrechnung nach Markttag, aber kaum eigene Investitionen und kein eigenständiger Kundenstamm.</w:t>
-            </w:r>
-          </w:p>
-        </w:tc>
-        <w:tc>
-          <w:tcPr>
-            <w:tcW w:type="dxa" w:w="2268"/>
-            <w:vAlign w:val="top"/>
-          </w:tcPr>
-          <w:p>
-            <w:r>
-              <w:rPr>
-                <w:rFonts w:ascii="Arial" w:hAnsi="Arial"/>
-                <w:sz w:val="18"/>
-              </w:rPr>
-              <w:t>Rechnungen Januar bis Mai 2026, Kontoauszug Sparkasse Lünen</w:t>
-            </w:r>
-          </w:p>
-        </w:tc>
-      </w:tr>
-      <w:tr>
-        <w:tc>
-          <w:tcPr>
-            <w:tcW w:type="dxa" w:w="1701"/>
-            <w:vAlign w:val="top"/>
-          </w:tcPr>
-          <w:p>
-            <w:r>
-              <w:rPr>
-                <w:rFonts w:ascii="Arial" w:hAnsi="Arial"/>
-                <w:sz w:val="18"/>
-              </w:rPr>
-              <w:t>Familienhilfe</w:t>
-            </w:r>
-          </w:p>
-        </w:tc>
-        <w:tc>
-          <w:tcPr>
-            <w:tcW w:type="dxa" w:w="2835"/>
-            <w:vAlign w:val="top"/>
-          </w:tcPr>
-          <w:p>
-            <w:r>
-              <w:rPr>
-                <w:rFonts w:ascii="Arial" w:hAnsi="Arial"/>
-                <w:sz w:val="18"/>
-              </w:rPr>
-              <w:t>Nach der Erkrankung der Mutter wurde die Tätigkeit zunächst als familiäre Überbrückung begonnen; seit 2024 feste Schichten und Vertretungsplanung.</w:t>
-            </w:r>
-          </w:p>
-        </w:tc>
-        <w:tc>
-          <w:tcPr>
-            <w:tcW w:type="dxa" w:w="2551"/>
-            <w:vAlign w:val="top"/>
-          </w:tcPr>
-          <w:p>
-            <w:r>
-              <w:rPr>
-                <w:rFonts w:ascii="Arial" w:hAnsi="Arial"/>
-                <w:sz w:val="18"/>
-              </w:rPr>
-              <w:t>Einsatz bleibt stärker gelegenheitsbezogen und kann getrennt bewertet werden.</w:t>
-            </w:r>
-          </w:p>
-        </w:tc>
-        <w:tc>
-          <w:tcPr>
-            <w:tcW w:type="dxa" w:w="2268"/>
-            <w:vAlign w:val="top"/>
-          </w:tcPr>
-          <w:p>
-            <w:r>
-              <w:rPr>
-                <w:rFonts w:ascii="Arial" w:hAnsi="Arial"/>
-                <w:sz w:val="18"/>
-              </w:rPr>
-              <w:t>Mandatsnotiz vom 29. Juni 2026, ärztliche Bescheinigung Mutter</w:t>
-            </w:r>
-          </w:p>
-        </w:tc>
-      </w:tr>
-    </w:tbl>
-    <w:p/>
-    <w:p>
-      <w:pPr>
-        <w:pStyle w:val="Heading2"/>
-      </w:pPr>
-      <w:r>
-        <w:t>Vorläufige Bewertung</w:t>
-      </w:r>
-    </w:p>
-    <w:p>
-      <w:r>
-        <w:t>Für Carina Nolden überwiegen Beschäftigungsindizien, vor allem wegen dauerhafter Filialverantwortung, Kassenzugang, Dienstplaneinbindung und fehlendem eigenem Unternehmerrisiko. Die Stellungnahme sollte daher nicht pauschal Selbständigkeit behaupten, sondern zeitlich und funktional differenzieren: Büroservice und einzelne Social-Media-Leistungen sind schwächer eingegliedert, die operative Filialleitung dagegen stark.</w:t>
-      </w:r>
-    </w:p>
-    <w:p>
-      <w:r>
-        <w:t>Für Jannes Nolden ist die Lage offener. Seine Markteinsätze haben selbständigere Elemente, bleiben aber wegen Warenbezug, Abrechnung und Außenauftritt der Bäckerei beweisbedürftig. Der Vortrag muss trennen, ob eine punktuelle Familienmithilfe, eine arbeitnehmerähnliche Beschäftigung oder ein echter externer Auftrag vorlag.</w:t>
-      </w:r>
-    </w:p>
-    <w:p>
-      <w:pPr>
-        <w:pStyle w:val="Heading2"/>
-      </w:pPr>
-      <w:r>
-        <w:t>Nächste Belege</w:t>
-      </w:r>
-    </w:p>
-    <w:tbl>
-      <w:tblPr>
-        <w:tblStyle w:val="TableGrid"/>
-        <w:tblW w:type="auto" w:w="0"/>
-        <w:jc w:val="center"/>
-        <w:tblLook w:firstColumn="1" w:firstRow="1" w:lastColumn="0" w:lastRow="0" w:noHBand="0" w:noVBand="1" w:val="04A0"/>
-      </w:tblPr>
-      <w:tblGrid>
-        <w:gridCol w:w="3286"/>
-        <w:gridCol w:w="3286"/>
-        <w:gridCol w:w="3286"/>
-      </w:tblGrid>
-      <w:tr>
-        <w:tc>
-          <w:tcPr>
-            <w:tcW w:type="dxa" w:w="2948"/>
-            <w:shd w:fill="EAF2F3"/>
+            <w:tcW w:type="dxa" w:w="2041"/>
+            <w:shd w:fill="E9EEF2"/>
+            <w:tcMar>
+              <w:top w:w="90" w:type="dxa"/>
+              <w:left w:w="90" w:type="dxa"/>
+              <w:bottom w:w="90" w:type="dxa"/>
+              <w:right w:w="90" w:type="dxa"/>
+            </w:tcMar>
+            <w:vAlign w:val="center"/>
           </w:tcPr>
           <w:p>
             <w:r>
@@ -431,39 +291,162 @@
                 <w:b/>
                 <w:sz w:val="18"/>
               </w:rPr>
-              <w:t>Unterlage</w:t>
+              <w:t>Stand</w:t>
             </w:r>
           </w:p>
         </w:tc>
         <w:tc>
           <w:tcPr>
-            <w:tcW w:type="dxa" w:w="1701"/>
-            <w:shd w:fill="EAF2F3"/>
+            <w:tcW w:type="dxa" w:w="6973"/>
+            <w:tcMar>
+              <w:top w:w="90" w:type="dxa"/>
+              <w:left w:w="90" w:type="dxa"/>
+              <w:bottom w:w="90" w:type="dxa"/>
+              <w:right w:w="90" w:type="dxa"/>
+            </w:tcMar>
+            <w:vAlign w:val="center"/>
+          </w:tcPr>
+          <w:p>
+            <w:r>
+              <w:rPr>
+                <w:rFonts w:ascii="Arial" w:hAnsi="Arial"/>
+                <w:sz w:val="18"/>
+              </w:rPr>
+              <w:t>3. Juli 2026</w:t>
+            </w:r>
+          </w:p>
+        </w:tc>
+      </w:tr>
+    </w:tbl>
+    <w:p>
+      <w:pPr>
+        <w:spacing w:after="20"/>
+      </w:pPr>
+    </w:p>
+    <w:p>
+      <w:pPr>
+        <w:pStyle w:val="Title"/>
+      </w:pPr>
+      <w:r>
+        <w:t>Indizien- und Belegmatrix</w:t>
+      </w:r>
+    </w:p>
+    <w:p>
+      <w:pPr>
+        <w:pStyle w:val="Heading1"/>
+      </w:pPr>
+      <w:r>
+        <w:t>1. Erfassungsgrundlage</w:t>
+      </w:r>
+    </w:p>
+    <w:p>
+      <w:r>
+        <w:t>Die Matrix stellt Vertragswortlaut, beobachtete Durchführung und vorhandene Belege nebeneinander. Sie enthält keine abschließende Statusentscheidung. Für jeden Zeitraum ist gesondert zu prüfen, ob Nora Kleinschmidt ihre Büroserviceleistungen im eigenen Geschäftsbetrieb erbrachte oder in die Arbeitsorganisation der Bäckerei eingegliedert war.</w:t>
+      </w:r>
+    </w:p>
+    <w:tbl>
+      <w:tblPr>
+        <w:tblW w:type="auto" w:w="0"/>
+        <w:jc w:val="center"/>
+        <w:tblLayout w:type="fixed"/>
+        <w:tblLook w:firstColumn="1" w:firstRow="1" w:lastColumn="0" w:lastRow="0" w:noHBand="0" w:noVBand="1" w:val="04A0"/>
+      </w:tblPr>
+      <w:tblGrid>
+        <w:gridCol w:w="2381"/>
+        <w:gridCol w:w="2381"/>
+        <w:gridCol w:w="2381"/>
+        <w:gridCol w:w="2381"/>
+      </w:tblGrid>
+      <w:tr>
+        <w:tc>
+          <w:tcPr>
+            <w:tcW w:type="dxa" w:w="1361"/>
+            <w:shd w:fill="385A64"/>
+            <w:tcMar>
+              <w:top w:w="90" w:type="dxa"/>
+              <w:left w:w="90" w:type="dxa"/>
+              <w:bottom w:w="90" w:type="dxa"/>
+              <w:right w:w="90" w:type="dxa"/>
+            </w:tcMar>
           </w:tcPr>
           <w:p>
             <w:r>
               <w:rPr>
                 <w:rFonts w:ascii="Arial" w:hAnsi="Arial"/>
                 <w:b/>
-                <w:sz w:val="18"/>
+                <w:color w:val="FFFFFF"/>
+                <w:sz w:val="17"/>
               </w:rPr>
-              <w:t>Beschaffen bis</w:t>
+              <w:t>Prüfpunkt</w:t>
             </w:r>
           </w:p>
         </w:tc>
         <w:tc>
           <w:tcPr>
-            <w:tcW w:type="dxa" w:w="3969"/>
-            <w:shd w:fill="EAF2F3"/>
+            <w:tcW w:type="dxa" w:w="1928"/>
+            <w:shd w:fill="385A64"/>
+            <w:tcMar>
+              <w:top w:w="90" w:type="dxa"/>
+              <w:left w:w="90" w:type="dxa"/>
+              <w:bottom w:w="90" w:type="dxa"/>
+              <w:right w:w="90" w:type="dxa"/>
+            </w:tcMar>
           </w:tcPr>
           <w:p>
             <w:r>
               <w:rPr>
                 <w:rFonts w:ascii="Arial" w:hAnsi="Arial"/>
                 <w:b/>
-                <w:sz w:val="18"/>
+                <w:color w:val="FFFFFF"/>
+                <w:sz w:val="17"/>
               </w:rPr>
-              <w:t>Zweck</w:t>
+              <w:t>Vertragliche Angabe</w:t>
+            </w:r>
+          </w:p>
+        </w:tc>
+        <w:tc>
+          <w:tcPr>
+            <w:tcW w:type="dxa" w:w="2835"/>
+            <w:shd w:fill="385A64"/>
+            <w:tcMar>
+              <w:top w:w="90" w:type="dxa"/>
+              <w:left w:w="90" w:type="dxa"/>
+              <w:bottom w:w="90" w:type="dxa"/>
+              <w:right w:w="90" w:type="dxa"/>
+            </w:tcMar>
+          </w:tcPr>
+          <w:p>
+            <w:r>
+              <w:rPr>
+                <w:rFonts w:ascii="Arial" w:hAnsi="Arial"/>
+                <w:b/>
+                <w:color w:val="FFFFFF"/>
+                <w:sz w:val="17"/>
+              </w:rPr>
+              <w:t>Tatsächlicher Vorgang</w:t>
+            </w:r>
+          </w:p>
+        </w:tc>
+        <w:tc>
+          <w:tcPr>
+            <w:tcW w:type="dxa" w:w="2948"/>
+            <w:shd w:fill="385A64"/>
+            <w:tcMar>
+              <w:top w:w="90" w:type="dxa"/>
+              <w:left w:w="90" w:type="dxa"/>
+              <w:bottom w:w="90" w:type="dxa"/>
+              <w:right w:w="90" w:type="dxa"/>
+            </w:tcMar>
+          </w:tcPr>
+          <w:p>
+            <w:r>
+              <w:rPr>
+                <w:rFonts w:ascii="Arial" w:hAnsi="Arial"/>
+                <w:b/>
+                <w:color w:val="FFFFFF"/>
+                <w:sz w:val="17"/>
+              </w:rPr>
+              <w:t>Beleg / offene Nachfrage</w:t>
             </w:r>
           </w:p>
         </w:tc>
@@ -471,46 +454,89 @@
       <w:tr>
         <w:tc>
           <w:tcPr>
-            <w:tcW w:type="dxa" w:w="2948"/>
-            <w:vAlign w:val="top"/>
+            <w:tcW w:type="dxa" w:w="1361"/>
+            <w:shd w:fill="F4F6F7"/>
+            <w:tcMar>
+              <w:top w:w="90" w:type="dxa"/>
+              <w:left w:w="90" w:type="dxa"/>
+              <w:bottom w:w="90" w:type="dxa"/>
+              <w:right w:w="90" w:type="dxa"/>
+            </w:tcMar>
+            <w:vAlign w:val="center"/>
           </w:tcPr>
           <w:p>
             <w:r>
               <w:rPr>
                 <w:rFonts w:ascii="Arial" w:hAnsi="Arial"/>
-                <w:sz w:val="18"/>
+                <w:sz w:val="16"/>
               </w:rPr>
-              <w:t>Kassenrollen Münsterstraße Januar bis Juni 2026</w:t>
+              <w:t>Arbeitszeit</w:t>
             </w:r>
           </w:p>
         </w:tc>
         <w:tc>
           <w:tcPr>
-            <w:tcW w:type="dxa" w:w="1701"/>
-            <w:vAlign w:val="top"/>
+            <w:tcW w:type="dxa" w:w="1928"/>
+            <w:shd w:fill="F4F6F7"/>
+            <w:tcMar>
+              <w:top w:w="90" w:type="dxa"/>
+              <w:left w:w="90" w:type="dxa"/>
+              <w:bottom w:w="90" w:type="dxa"/>
+              <w:right w:w="90" w:type="dxa"/>
+            </w:tcMar>
+            <w:vAlign w:val="center"/>
           </w:tcPr>
           <w:p>
             <w:r>
               <w:rPr>
                 <w:rFonts w:ascii="Arial" w:hAnsi="Arial"/>
-                <w:sz w:val="18"/>
+                <w:sz w:val="16"/>
               </w:rPr>
-              <w:t>12. Juli 2026</w:t>
+              <w:t>freie Zeiteinteilung</w:t>
             </w:r>
           </w:p>
         </w:tc>
         <w:tc>
           <w:tcPr>
-            <w:tcW w:type="dxa" w:w="3969"/>
-            <w:vAlign w:val="top"/>
+            <w:tcW w:type="dxa" w:w="2835"/>
+            <w:shd w:fill="F4F6F7"/>
+            <w:tcMar>
+              <w:top w:w="90" w:type="dxa"/>
+              <w:left w:w="90" w:type="dxa"/>
+              <w:bottom w:w="90" w:type="dxa"/>
+              <w:right w:w="90" w:type="dxa"/>
+            </w:tcMar>
+            <w:vAlign w:val="center"/>
           </w:tcPr>
           <w:p>
             <w:r>
               <w:rPr>
                 <w:rFonts w:ascii="Arial" w:hAnsi="Arial"/>
-                <w:sz w:val="18"/>
+                <w:sz w:val="16"/>
               </w:rPr>
-              <w:t>Tatsächliche Anwesenheit und eigenständige Kassenverantwortung belegen</w:t>
+              <w:t>Montag bis Freitag meist 06:30 bis 10:30 Uhr im Büro der Backstube</w:t>
+            </w:r>
+          </w:p>
+        </w:tc>
+        <w:tc>
+          <w:tcPr>
+            <w:tcW w:type="dxa" w:w="2948"/>
+            <w:shd w:fill="F4F6F7"/>
+            <w:tcMar>
+              <w:top w:w="90" w:type="dxa"/>
+              <w:left w:w="90" w:type="dxa"/>
+              <w:bottom w:w="90" w:type="dxa"/>
+              <w:right w:w="90" w:type="dxa"/>
+            </w:tcMar>
+            <w:vAlign w:val="center"/>
+          </w:tcPr>
+          <w:p>
+            <w:r>
+              <w:rPr>
+                <w:rFonts w:ascii="Arial" w:hAnsi="Arial"/>
+                <w:sz w:val="16"/>
+              </w:rPr>
+              <w:t>Kassenlogin und Kalenderexport; Abweichungen 2022/23 fehlen</w:t>
             </w:r>
           </w:p>
         </w:tc>
@@ -518,46 +544,85 @@
       <w:tr>
         <w:tc>
           <w:tcPr>
-            <w:tcW w:type="dxa" w:w="2948"/>
-            <w:vAlign w:val="top"/>
+            <w:tcW w:type="dxa" w:w="1361"/>
+            <w:tcMar>
+              <w:top w:w="90" w:type="dxa"/>
+              <w:left w:w="90" w:type="dxa"/>
+              <w:bottom w:w="90" w:type="dxa"/>
+              <w:right w:w="90" w:type="dxa"/>
+            </w:tcMar>
+            <w:vAlign w:val="center"/>
           </w:tcPr>
           <w:p>
             <w:r>
               <w:rPr>
                 <w:rFonts w:ascii="Arial" w:hAnsi="Arial"/>
-                <w:sz w:val="18"/>
+                <w:sz w:val="16"/>
               </w:rPr>
-              <w:t>WhatsApp-Export Dienstplan Familie</w:t>
+              <w:t>Arbeitsort</w:t>
             </w:r>
           </w:p>
         </w:tc>
         <w:tc>
           <w:tcPr>
-            <w:tcW w:type="dxa" w:w="1701"/>
-            <w:vAlign w:val="top"/>
+            <w:tcW w:type="dxa" w:w="1928"/>
+            <w:tcMar>
+              <w:top w:w="90" w:type="dxa"/>
+              <w:left w:w="90" w:type="dxa"/>
+              <w:bottom w:w="90" w:type="dxa"/>
+              <w:right w:w="90" w:type="dxa"/>
+            </w:tcMar>
+            <w:vAlign w:val="center"/>
           </w:tcPr>
           <w:p>
             <w:r>
               <w:rPr>
                 <w:rFonts w:ascii="Arial" w:hAnsi="Arial"/>
-                <w:sz w:val="18"/>
+                <w:sz w:val="16"/>
               </w:rPr>
-              <w:t>12. Juli 2026</w:t>
+              <w:t>kein fester Ort vereinbart</w:t>
             </w:r>
           </w:p>
         </w:tc>
         <w:tc>
           <w:tcPr>
-            <w:tcW w:type="dxa" w:w="3969"/>
-            <w:vAlign w:val="top"/>
+            <w:tcW w:type="dxa" w:w="2835"/>
+            <w:tcMar>
+              <w:top w:w="90" w:type="dxa"/>
+              <w:left w:w="90" w:type="dxa"/>
+              <w:bottom w:w="90" w:type="dxa"/>
+              <w:right w:w="90" w:type="dxa"/>
+            </w:tcMar>
+            <w:vAlign w:val="center"/>
           </w:tcPr>
           <w:p>
             <w:r>
               <w:rPr>
                 <w:rFonts w:ascii="Arial" w:hAnsi="Arial"/>
-                <w:sz w:val="18"/>
+                <w:sz w:val="16"/>
               </w:rPr>
-              <w:t>Weisungen, Vertretungsentscheidungen und Urlaubsabstimmung zeigen</w:t>
+              <w:t>Buchhaltung und Kassenklärung überwiegend Lange Straße 41</w:t>
+            </w:r>
+          </w:p>
+        </w:tc>
+        <w:tc>
+          <w:tcPr>
+            <w:tcW w:type="dxa" w:w="2948"/>
+            <w:tcMar>
+              <w:top w:w="90" w:type="dxa"/>
+              <w:left w:w="90" w:type="dxa"/>
+              <w:bottom w:w="90" w:type="dxa"/>
+              <w:right w:w="90" w:type="dxa"/>
+            </w:tcMar>
+            <w:vAlign w:val="center"/>
+          </w:tcPr>
+          <w:p>
+            <w:r>
+              <w:rPr>
+                <w:rFonts w:ascii="Arial" w:hAnsi="Arial"/>
+                <w:sz w:val="16"/>
+              </w:rPr>
+              <w:t>Zugangsprotokoll; eigenes Büro Kampstraße fotografisch belegen</w:t>
             </w:r>
           </w:p>
         </w:tc>
@@ -565,60 +630,673 @@
       <w:tr>
         <w:tc>
           <w:tcPr>
-            <w:tcW w:type="dxa" w:w="2948"/>
-            <w:vAlign w:val="top"/>
+            <w:tcW w:type="dxa" w:w="1361"/>
+            <w:shd w:fill="F4F6F7"/>
+            <w:tcMar>
+              <w:top w:w="90" w:type="dxa"/>
+              <w:left w:w="90" w:type="dxa"/>
+              <w:bottom w:w="90" w:type="dxa"/>
+              <w:right w:w="90" w:type="dxa"/>
+            </w:tcMar>
+            <w:vAlign w:val="center"/>
           </w:tcPr>
           <w:p>
             <w:r>
               <w:rPr>
                 <w:rFonts w:ascii="Arial" w:hAnsi="Arial"/>
-                <w:sz w:val="18"/>
+                <w:sz w:val="16"/>
               </w:rPr>
-              <w:t>Fotos Marktstand und Belege für eigenes Zubehör</w:t>
+              <w:t>Personal</w:t>
             </w:r>
           </w:p>
         </w:tc>
         <w:tc>
           <w:tcPr>
-            <w:tcW w:type="dxa" w:w="1701"/>
-            <w:vAlign w:val="top"/>
+            <w:tcW w:type="dxa" w:w="1928"/>
+            <w:shd w:fill="F4F6F7"/>
+            <w:tcMar>
+              <w:top w:w="90" w:type="dxa"/>
+              <w:left w:w="90" w:type="dxa"/>
+              <w:bottom w:w="90" w:type="dxa"/>
+              <w:right w:w="90" w:type="dxa"/>
+            </w:tcMar>
+            <w:vAlign w:val="center"/>
           </w:tcPr>
           <w:p>
             <w:r>
               <w:rPr>
                 <w:rFonts w:ascii="Arial" w:hAnsi="Arial"/>
-                <w:sz w:val="18"/>
+                <w:sz w:val="16"/>
               </w:rPr>
-              <w:t>15. Juli 2026</w:t>
+              <w:t>nur kaufmännischer Service</w:t>
             </w:r>
           </w:p>
         </w:tc>
         <w:tc>
           <w:tcPr>
-            <w:tcW w:type="dxa" w:w="3969"/>
-            <w:vAlign w:val="top"/>
+            <w:tcW w:type="dxa" w:w="2835"/>
+            <w:shd w:fill="F4F6F7"/>
+            <w:tcMar>
+              <w:top w:w="90" w:type="dxa"/>
+              <w:left w:w="90" w:type="dxa"/>
+              <w:bottom w:w="90" w:type="dxa"/>
+              <w:right w:w="90" w:type="dxa"/>
+            </w:tcMar>
+            <w:vAlign w:val="center"/>
           </w:tcPr>
           <w:p>
             <w:r>
               <w:rPr>
                 <w:rFonts w:ascii="Arial" w:hAnsi="Arial"/>
-                <w:sz w:val="18"/>
+                <w:sz w:val="16"/>
               </w:rPr>
-              <w:t>Abgrenzung Jannes Nolden substantiieren</w:t>
+              <w:t>Urlaubsfreigaben und Einsatz bei Verkaufsausfall</w:t>
+            </w:r>
+          </w:p>
+        </w:tc>
+        <w:tc>
+          <w:tcPr>
+            <w:tcW w:type="dxa" w:w="2948"/>
+            <w:shd w:fill="F4F6F7"/>
+            <w:tcMar>
+              <w:top w:w="90" w:type="dxa"/>
+              <w:left w:w="90" w:type="dxa"/>
+              <w:bottom w:w="90" w:type="dxa"/>
+              <w:right w:w="90" w:type="dxa"/>
+            </w:tcMar>
+            <w:vAlign w:val="center"/>
+          </w:tcPr>
+          <w:p>
+            <w:r>
+              <w:rPr>
+                <w:rFonts w:ascii="Arial" w:hAnsi="Arial"/>
+                <w:sz w:val="16"/>
+              </w:rPr>
+              <w:t>Dienstpläne KW 10 bis 18/2026; Befragung Filialleiterin</w:t>
+            </w:r>
+          </w:p>
+        </w:tc>
+      </w:tr>
+      <w:tr>
+        <w:tc>
+          <w:tcPr>
+            <w:tcW w:type="dxa" w:w="1361"/>
+            <w:tcMar>
+              <w:top w:w="90" w:type="dxa"/>
+              <w:left w:w="90" w:type="dxa"/>
+              <w:bottom w:w="90" w:type="dxa"/>
+              <w:right w:w="90" w:type="dxa"/>
+            </w:tcMar>
+            <w:vAlign w:val="center"/>
+          </w:tcPr>
+          <w:p>
+            <w:r>
+              <w:rPr>
+                <w:rFonts w:ascii="Arial" w:hAnsi="Arial"/>
+                <w:sz w:val="16"/>
+              </w:rPr>
+              <w:t>Vergütung</w:t>
+            </w:r>
+          </w:p>
+        </w:tc>
+        <w:tc>
+          <w:tcPr>
+            <w:tcW w:type="dxa" w:w="1928"/>
+            <w:tcMar>
+              <w:top w:w="90" w:type="dxa"/>
+              <w:left w:w="90" w:type="dxa"/>
+              <w:bottom w:w="90" w:type="dxa"/>
+              <w:right w:w="90" w:type="dxa"/>
+            </w:tcMar>
+            <w:vAlign w:val="center"/>
+          </w:tcPr>
+          <w:p>
+            <w:r>
+              <w:rPr>
+                <w:rFonts w:ascii="Arial" w:hAnsi="Arial"/>
+                <w:sz w:val="16"/>
+              </w:rPr>
+              <w:t>monatliche Pauschale 3200 Euro zuzüglich Umsatzsteuer</w:t>
+            </w:r>
+          </w:p>
+        </w:tc>
+        <w:tc>
+          <w:tcPr>
+            <w:tcW w:type="dxa" w:w="2835"/>
+            <w:tcMar>
+              <w:top w:w="90" w:type="dxa"/>
+              <w:left w:w="90" w:type="dxa"/>
+              <w:bottom w:w="90" w:type="dxa"/>
+              <w:right w:w="90" w:type="dxa"/>
+            </w:tcMar>
+            <w:vAlign w:val="center"/>
+          </w:tcPr>
+          <w:p>
+            <w:r>
+              <w:rPr>
+                <w:rFonts w:ascii="Arial" w:hAnsi="Arial"/>
+                <w:sz w:val="16"/>
+              </w:rPr>
+              <w:t>gleichbleibende Zahlung auch bei Urlaub; einzelne Zusatzrechnungen</w:t>
+            </w:r>
+          </w:p>
+        </w:tc>
+        <w:tc>
+          <w:tcPr>
+            <w:tcW w:type="dxa" w:w="2948"/>
+            <w:tcMar>
+              <w:top w:w="90" w:type="dxa"/>
+              <w:left w:w="90" w:type="dxa"/>
+              <w:bottom w:w="90" w:type="dxa"/>
+              <w:right w:w="90" w:type="dxa"/>
+            </w:tcMar>
+            <w:vAlign w:val="center"/>
+          </w:tcPr>
+          <w:p>
+            <w:r>
+              <w:rPr>
+                <w:rFonts w:ascii="Arial" w:hAnsi="Arial"/>
+                <w:sz w:val="16"/>
+              </w:rPr>
+              <w:t>Rechnungen und Kontoauszüge 2022 bis 2026</w:t>
+            </w:r>
+          </w:p>
+        </w:tc>
+      </w:tr>
+      <w:tr>
+        <w:tc>
+          <w:tcPr>
+            <w:tcW w:type="dxa" w:w="1361"/>
+            <w:shd w:fill="F4F6F7"/>
+            <w:tcMar>
+              <w:top w:w="90" w:type="dxa"/>
+              <w:left w:w="90" w:type="dxa"/>
+              <w:bottom w:w="90" w:type="dxa"/>
+              <w:right w:w="90" w:type="dxa"/>
+            </w:tcMar>
+            <w:vAlign w:val="center"/>
+          </w:tcPr>
+          <w:p>
+            <w:r>
+              <w:rPr>
+                <w:rFonts w:ascii="Arial" w:hAnsi="Arial"/>
+                <w:sz w:val="16"/>
+              </w:rPr>
+              <w:t>Vertretung</w:t>
+            </w:r>
+          </w:p>
+        </w:tc>
+        <w:tc>
+          <w:tcPr>
+            <w:tcW w:type="dxa" w:w="1928"/>
+            <w:shd w:fill="F4F6F7"/>
+            <w:tcMar>
+              <w:top w:w="90" w:type="dxa"/>
+              <w:left w:w="90" w:type="dxa"/>
+              <w:bottom w:w="90" w:type="dxa"/>
+              <w:right w:w="90" w:type="dxa"/>
+            </w:tcMar>
+            <w:vAlign w:val="center"/>
+          </w:tcPr>
+          <w:p>
+            <w:r>
+              <w:rPr>
+                <w:rFonts w:ascii="Arial" w:hAnsi="Arial"/>
+                <w:sz w:val="16"/>
+              </w:rPr>
+              <w:t>Einsatz Dritter zulässig</w:t>
+            </w:r>
+          </w:p>
+        </w:tc>
+        <w:tc>
+          <w:tcPr>
+            <w:tcW w:type="dxa" w:w="2835"/>
+            <w:shd w:fill="F4F6F7"/>
+            <w:tcMar>
+              <w:top w:w="90" w:type="dxa"/>
+              <w:left w:w="90" w:type="dxa"/>
+              <w:bottom w:w="90" w:type="dxa"/>
+              <w:right w:w="90" w:type="dxa"/>
+            </w:tcMar>
+            <w:vAlign w:val="center"/>
+          </w:tcPr>
+          <w:p>
+            <w:r>
+              <w:rPr>
+                <w:rFonts w:ascii="Arial" w:hAnsi="Arial"/>
+                <w:sz w:val="16"/>
+              </w:rPr>
+              <w:t>bisher keine Vertretung; Mutter übernahm bei Krankheit einzelne Kassenlisten</w:t>
+            </w:r>
+          </w:p>
+        </w:tc>
+        <w:tc>
+          <w:tcPr>
+            <w:tcW w:type="dxa" w:w="2948"/>
+            <w:shd w:fill="F4F6F7"/>
+            <w:tcMar>
+              <w:top w:w="90" w:type="dxa"/>
+              <w:left w:w="90" w:type="dxa"/>
+              <w:bottom w:w="90" w:type="dxa"/>
+              <w:right w:w="90" w:type="dxa"/>
+            </w:tcMar>
+            <w:vAlign w:val="center"/>
+          </w:tcPr>
+          <w:p>
+            <w:r>
+              <w:rPr>
+                <w:rFonts w:ascii="Arial" w:hAnsi="Arial"/>
+                <w:sz w:val="16"/>
+              </w:rPr>
+              <w:t>Krankheitswoche November 2024 aufklären</w:t>
+            </w:r>
+          </w:p>
+        </w:tc>
+      </w:tr>
+      <w:tr>
+        <w:tc>
+          <w:tcPr>
+            <w:tcW w:type="dxa" w:w="1361"/>
+            <w:tcMar>
+              <w:top w:w="90" w:type="dxa"/>
+              <w:left w:w="90" w:type="dxa"/>
+              <w:bottom w:w="90" w:type="dxa"/>
+              <w:right w:w="90" w:type="dxa"/>
+            </w:tcMar>
+            <w:vAlign w:val="center"/>
+          </w:tcPr>
+          <w:p>
+            <w:r>
+              <w:rPr>
+                <w:rFonts w:ascii="Arial" w:hAnsi="Arial"/>
+                <w:sz w:val="16"/>
+              </w:rPr>
+              <w:t>Fremdkunden</w:t>
+            </w:r>
+          </w:p>
+        </w:tc>
+        <w:tc>
+          <w:tcPr>
+            <w:tcW w:type="dxa" w:w="1928"/>
+            <w:tcMar>
+              <w:top w:w="90" w:type="dxa"/>
+              <w:left w:w="90" w:type="dxa"/>
+              <w:bottom w:w="90" w:type="dxa"/>
+              <w:right w:w="90" w:type="dxa"/>
+            </w:tcMar>
+            <w:vAlign w:val="center"/>
+          </w:tcPr>
+          <w:p>
+            <w:r>
+              <w:rPr>
+                <w:rFonts w:ascii="Arial" w:hAnsi="Arial"/>
+                <w:sz w:val="16"/>
+              </w:rPr>
+              <w:t>eigener Marktauftritt</w:t>
+            </w:r>
+          </w:p>
+        </w:tc>
+        <w:tc>
+          <w:tcPr>
+            <w:tcW w:type="dxa" w:w="2835"/>
+            <w:tcMar>
+              <w:top w:w="90" w:type="dxa"/>
+              <w:left w:w="90" w:type="dxa"/>
+              <w:bottom w:w="90" w:type="dxa"/>
+              <w:right w:w="90" w:type="dxa"/>
+            </w:tcMar>
+            <w:vAlign w:val="center"/>
+          </w:tcPr>
+          <w:p>
+            <w:r>
+              <w:rPr>
+                <w:rFonts w:ascii="Arial" w:hAnsi="Arial"/>
+                <w:sz w:val="16"/>
+              </w:rPr>
+              <w:t>Friseursalon Elbe und Hofladen Rottmann mit kleinen Quartalsaufträgen</w:t>
+            </w:r>
+          </w:p>
+        </w:tc>
+        <w:tc>
+          <w:tcPr>
+            <w:tcW w:type="dxa" w:w="2948"/>
+            <w:tcMar>
+              <w:top w:w="90" w:type="dxa"/>
+              <w:left w:w="90" w:type="dxa"/>
+              <w:bottom w:w="90" w:type="dxa"/>
+              <w:right w:w="90" w:type="dxa"/>
+            </w:tcMar>
+            <w:vAlign w:val="center"/>
+          </w:tcPr>
+          <w:p>
+            <w:r>
+              <w:rPr>
+                <w:rFonts w:ascii="Arial" w:hAnsi="Arial"/>
+                <w:sz w:val="16"/>
+              </w:rPr>
+              <w:t>Verträge, Rechnungen, Kalender und Zahlungsnachweise</w:t>
+            </w:r>
+          </w:p>
+        </w:tc>
+      </w:tr>
+      <w:tr>
+        <w:tc>
+          <w:tcPr>
+            <w:tcW w:type="dxa" w:w="1361"/>
+            <w:shd w:fill="F4F6F7"/>
+            <w:tcMar>
+              <w:top w:w="90" w:type="dxa"/>
+              <w:left w:w="90" w:type="dxa"/>
+              <w:bottom w:w="90" w:type="dxa"/>
+              <w:right w:w="90" w:type="dxa"/>
+            </w:tcMar>
+            <w:vAlign w:val="center"/>
+          </w:tcPr>
+          <w:p>
+            <w:r>
+              <w:rPr>
+                <w:rFonts w:ascii="Arial" w:hAnsi="Arial"/>
+                <w:sz w:val="16"/>
+              </w:rPr>
+              <w:t>Betriebsmittel</w:t>
+            </w:r>
+          </w:p>
+        </w:tc>
+        <w:tc>
+          <w:tcPr>
+            <w:tcW w:type="dxa" w:w="1928"/>
+            <w:shd w:fill="F4F6F7"/>
+            <w:tcMar>
+              <w:top w:w="90" w:type="dxa"/>
+              <w:left w:w="90" w:type="dxa"/>
+              <w:bottom w:w="90" w:type="dxa"/>
+              <w:right w:w="90" w:type="dxa"/>
+            </w:tcMar>
+            <w:vAlign w:val="center"/>
+          </w:tcPr>
+          <w:p>
+            <w:r>
+              <w:rPr>
+                <w:rFonts w:ascii="Arial" w:hAnsi="Arial"/>
+                <w:sz w:val="16"/>
+              </w:rPr>
+              <w:t>eigener Laptop und Software</w:t>
+            </w:r>
+          </w:p>
+        </w:tc>
+        <w:tc>
+          <w:tcPr>
+            <w:tcW w:type="dxa" w:w="2835"/>
+            <w:shd w:fill="F4F6F7"/>
+            <w:tcMar>
+              <w:top w:w="90" w:type="dxa"/>
+              <w:left w:w="90" w:type="dxa"/>
+              <w:bottom w:w="90" w:type="dxa"/>
+              <w:right w:w="90" w:type="dxa"/>
+            </w:tcMar>
+            <w:vAlign w:val="center"/>
+          </w:tcPr>
+          <w:p>
+            <w:r>
+              <w:rPr>
+                <w:rFonts w:ascii="Arial" w:hAnsi="Arial"/>
+                <w:sz w:val="16"/>
+              </w:rPr>
+              <w:t>Bäckerei-Mail, Büro, Kassenzugang; eigener Laptop für Auswertung</w:t>
+            </w:r>
+          </w:p>
+        </w:tc>
+        <w:tc>
+          <w:tcPr>
+            <w:tcW w:type="dxa" w:w="2948"/>
+            <w:shd w:fill="F4F6F7"/>
+            <w:tcMar>
+              <w:top w:w="90" w:type="dxa"/>
+              <w:left w:w="90" w:type="dxa"/>
+              <w:bottom w:w="90" w:type="dxa"/>
+              <w:right w:w="90" w:type="dxa"/>
+            </w:tcMar>
+            <w:vAlign w:val="center"/>
+          </w:tcPr>
+          <w:p>
+            <w:r>
+              <w:rPr>
+                <w:rFonts w:ascii="Arial" w:hAnsi="Arial"/>
+                <w:sz w:val="16"/>
+              </w:rPr>
+              <w:t>Lizenzrechnungen und Gerätezuordnung</w:t>
+            </w:r>
+          </w:p>
+        </w:tc>
+      </w:tr>
+      <w:tr>
+        <w:tc>
+          <w:tcPr>
+            <w:tcW w:type="dxa" w:w="1361"/>
+            <w:tcMar>
+              <w:top w:w="90" w:type="dxa"/>
+              <w:left w:w="90" w:type="dxa"/>
+              <w:bottom w:w="90" w:type="dxa"/>
+              <w:right w:w="90" w:type="dxa"/>
+            </w:tcMar>
+            <w:vAlign w:val="center"/>
+          </w:tcPr>
+          <w:p>
+            <w:r>
+              <w:rPr>
+                <w:rFonts w:ascii="Arial" w:hAnsi="Arial"/>
+                <w:sz w:val="16"/>
+              </w:rPr>
+              <w:t>Unternehmerrisiko</w:t>
+            </w:r>
+          </w:p>
+        </w:tc>
+        <w:tc>
+          <w:tcPr>
+            <w:tcW w:type="dxa" w:w="1928"/>
+            <w:tcMar>
+              <w:top w:w="90" w:type="dxa"/>
+              <w:left w:w="90" w:type="dxa"/>
+              <w:bottom w:w="90" w:type="dxa"/>
+              <w:right w:w="90" w:type="dxa"/>
+            </w:tcMar>
+            <w:vAlign w:val="center"/>
+          </w:tcPr>
+          <w:p>
+            <w:r>
+              <w:rPr>
+                <w:rFonts w:ascii="Arial" w:hAnsi="Arial"/>
+                <w:sz w:val="16"/>
+              </w:rPr>
+              <w:t>eigene Kosten und Haftung</w:t>
+            </w:r>
+          </w:p>
+        </w:tc>
+        <w:tc>
+          <w:tcPr>
+            <w:tcW w:type="dxa" w:w="2835"/>
+            <w:tcMar>
+              <w:top w:w="90" w:type="dxa"/>
+              <w:left w:w="90" w:type="dxa"/>
+              <w:bottom w:w="90" w:type="dxa"/>
+              <w:right w:w="90" w:type="dxa"/>
+            </w:tcMar>
+            <w:vAlign w:val="center"/>
+          </w:tcPr>
+          <w:p>
+            <w:r>
+              <w:rPr>
+                <w:rFonts w:ascii="Arial" w:hAnsi="Arial"/>
+                <w:sz w:val="16"/>
+              </w:rPr>
+              <w:t>Berufshaftpflicht und Steuerberaterkosten; keine erfolgsabhängige Vergütung</w:t>
+            </w:r>
+          </w:p>
+        </w:tc>
+        <w:tc>
+          <w:tcPr>
+            <w:tcW w:type="dxa" w:w="2948"/>
+            <w:tcMar>
+              <w:top w:w="90" w:type="dxa"/>
+              <w:left w:w="90" w:type="dxa"/>
+              <w:bottom w:w="90" w:type="dxa"/>
+              <w:right w:w="90" w:type="dxa"/>
+            </w:tcMar>
+            <w:vAlign w:val="center"/>
+          </w:tcPr>
+          <w:p>
+            <w:r>
+              <w:rPr>
+                <w:rFonts w:ascii="Arial" w:hAnsi="Arial"/>
+                <w:sz w:val="16"/>
+              </w:rPr>
+              <w:t>Versicherungsschein, Kostenjournal, Nachbesserungsfälle</w:t>
+            </w:r>
+          </w:p>
+        </w:tc>
+      </w:tr>
+      <w:tr>
+        <w:tc>
+          <w:tcPr>
+            <w:tcW w:type="dxa" w:w="1361"/>
+            <w:shd w:fill="F4F6F7"/>
+            <w:tcMar>
+              <w:top w:w="90" w:type="dxa"/>
+              <w:left w:w="90" w:type="dxa"/>
+              <w:bottom w:w="90" w:type="dxa"/>
+              <w:right w:w="90" w:type="dxa"/>
+            </w:tcMar>
+            <w:vAlign w:val="center"/>
+          </w:tcPr>
+          <w:p>
+            <w:r>
+              <w:rPr>
+                <w:rFonts w:ascii="Arial" w:hAnsi="Arial"/>
+                <w:sz w:val="16"/>
+              </w:rPr>
+              <w:t>Familienabrede</w:t>
+            </w:r>
+          </w:p>
+        </w:tc>
+        <w:tc>
+          <w:tcPr>
+            <w:tcW w:type="dxa" w:w="1928"/>
+            <w:shd w:fill="F4F6F7"/>
+            <w:tcMar>
+              <w:top w:w="90" w:type="dxa"/>
+              <w:left w:w="90" w:type="dxa"/>
+              <w:bottom w:w="90" w:type="dxa"/>
+              <w:right w:w="90" w:type="dxa"/>
+            </w:tcMar>
+            <w:vAlign w:val="center"/>
+          </w:tcPr>
+          <w:p>
+            <w:r>
+              <w:rPr>
+                <w:rFonts w:ascii="Arial" w:hAnsi="Arial"/>
+                <w:sz w:val="16"/>
+              </w:rPr>
+              <w:t>schriftlicher Dienstleistungsvertrag</w:t>
+            </w:r>
+          </w:p>
+        </w:tc>
+        <w:tc>
+          <w:tcPr>
+            <w:tcW w:type="dxa" w:w="2835"/>
+            <w:shd w:fill="F4F6F7"/>
+            <w:tcMar>
+              <w:top w:w="90" w:type="dxa"/>
+              <w:left w:w="90" w:type="dxa"/>
+              <w:bottom w:w="90" w:type="dxa"/>
+              <w:right w:w="90" w:type="dxa"/>
+            </w:tcMar>
+            <w:vAlign w:val="center"/>
+          </w:tcPr>
+          <w:p>
+            <w:r>
+              <w:rPr>
+                <w:rFonts w:ascii="Arial" w:hAnsi="Arial"/>
+                <w:sz w:val="16"/>
+              </w:rPr>
+              <w:t>Personalfragen häufig mit den Eltern abgestimmt</w:t>
+            </w:r>
+          </w:p>
+        </w:tc>
+        <w:tc>
+          <w:tcPr>
+            <w:tcW w:type="dxa" w:w="2948"/>
+            <w:shd w:fill="F4F6F7"/>
+            <w:tcMar>
+              <w:top w:w="90" w:type="dxa"/>
+              <w:left w:w="90" w:type="dxa"/>
+              <w:bottom w:w="90" w:type="dxa"/>
+              <w:right w:w="90" w:type="dxa"/>
+            </w:tcMar>
+            <w:vAlign w:val="center"/>
+          </w:tcPr>
+          <w:p>
+            <w:r>
+              <w:rPr>
+                <w:rFonts w:ascii="Arial" w:hAnsi="Arial"/>
+                <w:sz w:val="16"/>
+              </w:rPr>
+              <w:t>E-Mail-Verläufe und Zeugen ohne nachträgliche Vereinheitlichung</w:t>
             </w:r>
           </w:p>
         </w:tc>
       </w:tr>
     </w:tbl>
-    <w:p/>
+    <w:p>
+      <w:pPr>
+        <w:spacing w:after="20"/>
+      </w:pPr>
+    </w:p>
+    <w:p>
+      <w:pPr>
+        <w:pStyle w:val="Heading1"/>
+      </w:pPr>
+      <w:r>
+        <w:t>2. Noch durchzuführende Tatsachenklärung</w:t>
+      </w:r>
+    </w:p>
+    <w:p>
+      <w:r>
+        <w:t>Nora Kleinschmidt soll für vier repräsentative Wochen aus 2022, 2024 und 2026 einen Kalenderexport liefern. Rolf und Mechthild Kleinschmidt schildern getrennt, wer Urlaubsentscheidungen traf und bei Kassendifferenzen Weisungen erteilte. Die Fremdkunden werden nur anhand vorhandener Rechnungen und Zahlungsnachweise erfasst.</w:t>
+      </w:r>
+    </w:p>
+    <w:p>
+      <w:r>
+        <w:t>Abweichungen zwischen Vertrag und Praxis werden zeitlich zugeordnet. Nachträgliche Vertragsformulierungen oder pauschale Familienerklärungen werden nicht als Ersatz für ursprüngliche Belege verwendet.</w:t>
+      </w:r>
+    </w:p>
     <w:sectPr>
-      <w:pgSz w:w="12240" w:h="15840"/>
-      <w:pgMar w:top="1134" w:right="1191" w:bottom="1134" w:left="1191" w:header="720" w:footer="720" w:gutter="0"/>
+      <w:footerReference w:type="default" r:id="rId9"/>
+      <w:pgSz w:w="11906" w:h="16838"/>
+      <w:pgMar w:top="964" w:right="1191" w:bottom="964" w:left="1191" w:header="720" w:footer="720" w:gutter="0"/>
       <w:cols w:space="720"/>
       <w:docGrid w:linePitch="360"/>
     </w:sectPr>
   </w:body>
 </w:document>
+</file>
+
+<file path=word/footer1.xml><?xml version="1.0" encoding="utf-8"?>
+<w:ftr xmlns:m="http://schemas.openxmlformats.org/officeDocument/2006/math" xmlns:mc="http://schemas.openxmlformats.org/markup-compatibility/2006" xmlns:mo="http://schemas.microsoft.com/office/mac/office/2008/main" xmlns:mv="urn:schemas-microsoft-com:mac:vml" xmlns:o="urn:schemas-microsoft-com:office:office" xmlns:r="http://schemas.openxmlformats.org/officeDocument/2006/relationships" xmlns:v="urn:schemas-microsoft-com:vml" xmlns:w10="urn:schemas-microsoft-com:office:word" xmlns:w14="http://schemas.microsoft.com/office/word/2010/wordml" xmlns:w="http://schemas.openxmlformats.org/wordprocessingml/2006/main" xmlns:wne="http://schemas.microsoft.com/office/word/2006/wordml" xmlns:wp14="http://schemas.microsoft.com/office/word/2010/wordprocessingDrawing" xmlns:wp="http://schemas.openxmlformats.org/drawingml/2006/wordprocessingDrawing" xmlns:wpc="http://schemas.microsoft.com/office/word/2010/wordprocessingCanvas" xmlns:wpg="http://schemas.microsoft.com/office/word/2010/wordprocessingGroup" xmlns:wpi="http://schemas.microsoft.com/office/word/2010/wordprocessingInk" xmlns:wps="http://schemas.microsoft.com/office/word/2010/wordprocessingShape" mc:Ignorable="w14 wp14">
+  <w:p>
+    <w:pPr>
+      <w:pStyle w:val="Footer"/>
+      <w:jc w:val="center"/>
+    </w:pPr>
+    <w:r>
+      <w:rPr>
+        <w:rFonts w:ascii="Arial" w:hAnsi="Arial"/>
+        <w:color w:val="646464"/>
+        <w:sz w:val="16"/>
+      </w:rPr>
+      <w:t>KNÜPPEL &amp; PARTNER RENTENBERATUNG · BK-LU/2026-118</w:t>
+    </w:r>
+  </w:p>
+</w:ftr>
 </file>
 
 <file path=word/numbering.xml><?xml version="1.0" encoding="utf-8"?>
@@ -985,7 +1663,7 @@
     <w:qFormat/>
     <w:rsid w:val="00FC693F"/>
     <w:pPr>
-      <w:spacing w:after="100" w:line="259" w:lineRule="auto"/>
+      <w:spacing w:after="120" w:line="259" w:lineRule="auto"/>
     </w:pPr>
     <w:rPr>
       <w:rFonts w:ascii="Arial" w:hAnsi="Arial"/>
@@ -1047,15 +1725,15 @@
     <w:pPr>
       <w:keepNext/>
       <w:keepLines/>
-      <w:spacing w:before="200" w:after="100"/>
+      <w:spacing w:before="480" w:after="0"/>
       <w:outlineLvl w:val="0"/>
     </w:pPr>
     <w:rPr>
       <w:rFonts w:asciiTheme="majorHAnsi" w:eastAsiaTheme="majorEastAsia" w:hAnsiTheme="majorHAnsi" w:cstheme="majorBidi" w:ascii="Arial" w:hAnsi="Arial"/>
       <w:b/>
       <w:bCs/>
-      <w:color w:val="365F91" w:themeColor="accent1" w:themeShade="BF"/>
-      <w:sz w:val="30"/>
+      <w:color w:val="24364B"/>
+      <w:sz w:val="26"/>
       <w:szCs w:val="28"/>
     </w:rPr>
   </w:style>
@@ -1071,15 +1749,15 @@
     <w:pPr>
       <w:keepNext/>
       <w:keepLines/>
-      <w:spacing w:before="200" w:after="100"/>
+      <w:spacing w:before="200" w:after="0"/>
       <w:outlineLvl w:val="1"/>
     </w:pPr>
     <w:rPr>
       <w:rFonts w:asciiTheme="majorHAnsi" w:eastAsiaTheme="majorEastAsia" w:hAnsiTheme="majorHAnsi" w:cstheme="majorBidi" w:ascii="Arial" w:hAnsi="Arial"/>
       <w:b/>
       <w:bCs/>
-      <w:color w:val="4F81BD" w:themeColor="accent1"/>
-      <w:sz w:val="24"/>
+      <w:color w:val="385A64"/>
+      <w:sz w:val="22"/>
       <w:szCs w:val="26"/>
     </w:rPr>
   </w:style>
@@ -1340,11 +2018,12 @@
       <w:contextualSpacing/>
     </w:pPr>
     <w:rPr>
-      <w:rFonts w:asciiTheme="majorHAnsi" w:eastAsiaTheme="majorEastAsia" w:hAnsiTheme="majorHAnsi" w:cstheme="majorBidi"/>
-      <w:color w:val="17365D" w:themeColor="text2" w:themeShade="BF"/>
+      <w:rFonts w:asciiTheme="majorHAnsi" w:eastAsiaTheme="majorEastAsia" w:hAnsiTheme="majorHAnsi" w:cstheme="majorBidi" w:ascii="Arial" w:hAnsi="Arial"/>
+      <w:b/>
+      <w:color w:val="24364B"/>
       <w:spacing w:val="5"/>
       <w:kern w:val="28"/>
-      <w:sz w:val="52"/>
+      <w:sz w:val="36"/>
       <w:szCs w:val="52"/>
     </w:rPr>
   </w:style>
